--- a/tillsyn/S 1500-2025 tillsynsbegäran.docx
+++ b/tillsyn/S 1500-2025 tillsynsbegäran.docx
@@ -1937,7 +1937,7 @@
     <w:r>
       <w:tab/>
       <w:tab/>
-      <w:t>2026-09-14</w:t>
+      <w:t>2026-09-15</w:t>
       <w:br/>
       <w:br/>
     </w:r>

--- a/tillsyn/S 1500-2025 tillsynsbegäran.docx
+++ b/tillsyn/S 1500-2025 tillsynsbegäran.docx
@@ -1937,7 +1937,7 @@
     <w:r>
       <w:tab/>
       <w:tab/>
-      <w:t>2026-09-15</w:t>
+      <w:t>2026-09-16</w:t>
       <w:br/>
       <w:br/>
     </w:r>

--- a/tillsyn/S 1500-2025 tillsynsbegäran.docx
+++ b/tillsyn/S 1500-2025 tillsynsbegäran.docx
@@ -1937,7 +1937,7 @@
     <w:r>
       <w:tab/>
       <w:tab/>
-      <w:t>2026-09-16</w:t>
+      <w:t>2026-09-17</w:t>
       <w:br/>
       <w:br/>
     </w:r>

--- a/tillsyn/S 1500-2025 tillsynsbegäran.docx
+++ b/tillsyn/S 1500-2025 tillsynsbegäran.docx
@@ -22,7 +22,7 @@
       <w:r>
         <w:drawing>
           <wp:inline xmlns:a="http://schemas.openxmlformats.org/drawingml/2006/main" xmlns:pic="http://schemas.openxmlformats.org/drawingml/2006/picture">
-            <wp:extent cx="5252867" cy="5724000"/>
+            <wp:extent cx="5150538" cy="5724000"/>
             <wp:docPr id="1" name="Picture 1"/>
             <wp:cNvGraphicFramePr>
               <a:graphicFrameLocks noChangeAspect="1"/>
@@ -43,7 +43,7 @@
                   <pic:spPr>
                     <a:xfrm>
                       <a:off x="0" y="0"/>
-                      <a:ext cx="5252867" cy="5724000"/>
+                      <a:ext cx="5150538" cy="5724000"/>
                     </a:xfrm>
                     <a:prstGeom prst="rect"/>
                   </pic:spPr>
@@ -65,7 +65,7 @@
     </w:p>
     <w:p>
       <w:r>
-        <w:t>I och inom 24 meter från samrådsanmälan finns fynd av 22 naturvårdsarter, varav 9 är rödlistade, 8 är fridlysta, 15 är typiska (T) och 7 är signalarter (S): knärot (VU, T, §8), doftskinn (NT, T), dofttaggsvamp (NT, T), dropptaggsvamp (NT, T), motaggsvamp (NT, T), nordtagging (NT), orange taggsvamp (NT, T), talltita (NT, §4), tretåig hackspett (NT, T, §4), bronshjon (S, T), gullgröppa (S), mindre märgborre (S, T), nästlav (S, T), rödgul trumpetsvamp (S), svavelriska (S), vedticka (S, T), gråspett (T, §4), kransmossa (T), spillkråka (T, §4), tjäder (T, §4), kungsfågel (§4) och revlummer (§9). Se Figur 1.</w:t>
+        <w:t>I och inom 24 meter från samrådsanmälan finns fynd av 24 naturvårdsarter, varav 9 är rödlistade, 10 är fridlysta, 16 är typiska (T) och 7 är signalarter (S): knärot (VU, T, §8), doftskinn (NT, T), dofttaggsvamp (NT, T), dropptaggsvamp (NT, T), motaggsvamp (NT, T), nordtagging (NT), orange taggsvamp (NT, T), talltita (NT, §4), tretåig hackspett (NT, T, §4), bronshjon (S, T), gullgröppa (S), mindre märgborre (S, T), nästlav (S, T), rödgul trumpetsvamp (S), svavelriska (S), vedticka (S, T), gråspett (T, §4), kransmossa (T), spillkråka (T, §4), tjäder (T, §4), tofsmes (T, §4), kungsfågel (§4), vanlig groda (§6) och revlummer (§9). Se Figur 1.</w:t>
       </w:r>
     </w:p>
     <w:p>
@@ -563,6 +563,26 @@
       </w:r>
     </w:p>
     <w:p>
+      <w:r>
+        <w:rPr>
+          <w:b/>
+        </w:rPr>
+        <w:t>Tofsmes (§4)</w:t>
+      </w:r>
+      <w:r>
+        <w:t xml:space="preserve"> häckar i barr- och blandskog, främst i tallskog. Tofsmes är typisk art för </w:t>
+      </w:r>
+      <w:r>
+        <w:rPr>
+          <w:i/>
+        </w:rPr>
+        <w:t xml:space="preserve">9010 Taiga </w:t>
+      </w:r>
+      <w:r>
+        <w:t>(SLU Artdatabanken, 2025).</w:t>
+      </w:r>
+    </w:p>
+    <w:p>
       <w:pPr>
         <w:pStyle w:val="Heading1"/>
       </w:pPr>
@@ -599,7 +619,7 @@
     </w:p>
     <w:p>
       <w:r>
-        <w:t>Följande typiska arter har sina livsmiljöer och växtplatser i den samrådsanmälda skogen: knärot (VU, T, §8), doftskinn (NT, T), dofttaggsvamp (NT, T), dropptaggsvamp (NT, T), motaggsvamp (NT, T), orange taggsvamp (NT, T), tretåig hackspett (NT, T, §4), bronshjon (S, T), mindre märgborre (S, T), nästlav (S, T), vedticka (S, T), gråspett (T, §4), kransmossa (T), spillkråka (T, §4) och tjäder (T, §4).</w:t>
+        <w:t>Följande typiska arter har sina livsmiljöer och växtplatser i den samrådsanmälda skogen: knärot (VU, T, §8), doftskinn (NT, T), dofttaggsvamp (NT, T), dropptaggsvamp (NT, T), motaggsvamp (NT, T), orange taggsvamp (NT, T), tretåig hackspett (NT, T, §4), bronshjon (S, T), mindre märgborre (S, T), nästlav (S, T), vedticka (S, T), gråspett (T, §4), kransmossa (T), spillkråka (T, §4), tjäder (T, §4) och tofsmes (T, §4).</w:t>
       </w:r>
     </w:p>
     <w:p>
@@ -1937,7 +1957,7 @@
     <w:r>
       <w:tab/>
       <w:tab/>
-      <w:t>2026-09-17</w:t>
+      <w:t>2026-09-18</w:t>
       <w:br/>
       <w:br/>
     </w:r>

--- a/tillsyn/S 1500-2025 tillsynsbegäran.docx
+++ b/tillsyn/S 1500-2025 tillsynsbegäran.docx
@@ -1957,7 +1957,7 @@
     <w:r>
       <w:tab/>
       <w:tab/>
-      <w:t>2026-09-18</w:t>
+      <w:t>2026-09-19</w:t>
       <w:br/>
       <w:br/>
     </w:r>

--- a/tillsyn/S 1500-2025 tillsynsbegäran.docx
+++ b/tillsyn/S 1500-2025 tillsynsbegäran.docx
@@ -1957,7 +1957,7 @@
     <w:r>
       <w:tab/>
       <w:tab/>
-      <w:t>2026-09-19</w:t>
+      <w:t>2026-09-21</w:t>
       <w:br/>
       <w:br/>
     </w:r>

--- a/tillsyn/S 1500-2025 tillsynsbegäran.docx
+++ b/tillsyn/S 1500-2025 tillsynsbegäran.docx
@@ -22,7 +22,7 @@
       <w:r>
         <w:drawing>
           <wp:inline xmlns:a="http://schemas.openxmlformats.org/drawingml/2006/main" xmlns:pic="http://schemas.openxmlformats.org/drawingml/2006/picture">
-            <wp:extent cx="5150538" cy="5724000"/>
+            <wp:extent cx="5052120" cy="5724000"/>
             <wp:docPr id="1" name="Picture 1"/>
             <wp:cNvGraphicFramePr>
               <a:graphicFrameLocks noChangeAspect="1"/>
@@ -43,7 +43,7 @@
                   <pic:spPr>
                     <a:xfrm>
                       <a:off x="0" y="0"/>
-                      <a:ext cx="5150538" cy="5724000"/>
+                      <a:ext cx="5052120" cy="5724000"/>
                     </a:xfrm>
                     <a:prstGeom prst="rect"/>
                   </pic:spPr>
@@ -65,7 +65,7 @@
     </w:p>
     <w:p>
       <w:r>
-        <w:t>I och inom 24 meter från samrådsanmälan finns fynd av 24 naturvårdsarter, varav 9 är rödlistade, 10 är fridlysta, 16 är typiska (T) och 7 är signalarter (S): knärot (VU, T, §8), doftskinn (NT, T), dofttaggsvamp (NT, T), dropptaggsvamp (NT, T), motaggsvamp (NT, T), nordtagging (NT), orange taggsvamp (NT, T), talltita (NT, §4), tretåig hackspett (NT, T, §4), bronshjon (S, T), gullgröppa (S), mindre märgborre (S, T), nästlav (S, T), rödgul trumpetsvamp (S), svavelriska (S), vedticka (S, T), gråspett (T, §4), kransmossa (T), spillkråka (T, §4), tjäder (T, §4), tofsmes (T, §4), kungsfågel (§4), vanlig groda (§6) och revlummer (§9). Se Figur 1.</w:t>
+        <w:t>I och inom 24 meter från samrådsanmälan finns fynd av 28 naturvårdsarter, varav 10 är rödlistade, 10 är fridlysta, 19 är typiska (T) och 8 är signalarter (S): knärot (VU, T, §8), spadskinn (VU), doftskinn (NT, T), dofttaggsvamp (NT, T), dropptaggsvamp (NT, T), motaggsvamp (NT, T), nordtagging (NT), orange taggsvamp (NT, T), talltita (NT, §4), tretåig hackspett (NT, T, §4), bronshjon (S, T), gullgröppa (S), kornknutmossa (S, T), mindre märgborre (S, T), nästlav (S, T), rödgul trumpetsvamp (S), svavelriska (S), vedticka (S, T), gråspett (T, §4), kransmossa (T), linnea (T), spillkråka (T, §4), sälg (T), tjäder (T, §4), tofsmes (T, §4), kungsfågel (§4), vanlig groda (§6) och revlummer (§9). Se Figur 1.</w:t>
       </w:r>
     </w:p>
     <w:p>
@@ -153,7 +153,7 @@
     </w:p>
     <w:p>
       <w:r>
-        <w:t>I det samrådsanmälda området finns 52 fyndplatser för knärot registrerade på Artportalen. Figur 2 visar gränserna för buffertzoner på 50 m, som behöver lämnas kring fyndplatserna för att knärotslokalerna inte ska försvinna vid en avverkning. Av det samrådsanmälda området överlappar 2.05 ha med buffertzonerna och får av detta skäl inte avverkas.</w:t>
+        <w:t>I det samrådsanmälda området finns 53 fyndplatser för knärot registrerade på Artportalen. Figur 2 visar gränserna för buffertzoner på 50 m, som behöver lämnas kring fyndplatserna för att knärotslokalerna inte ska försvinna vid en avverkning. Av det samrådsanmälda området överlappar 2.58 ha med buffertzonerna och får av detta skäl inte avverkas.</w:t>
       </w:r>
     </w:p>
     <w:p>
@@ -209,6 +209,17 @@
         <w:rPr>
           <w:b/>
         </w:rPr>
+        <w:t>Spadskinn (VU)</w:t>
+      </w:r>
+      <w:r>
+        <w:t xml:space="preserve"> är knuten till tallskogar med höga naturvärden och artens potentiella miljöer har minskat kraftigt och fortsätter att minska eftersom äldre sandtallskogar avverkas. Mykorrhiza-arter och andra marklevande svampar påverkas starkt negativt av slutavverkning då alla träd avlägsnas. Spadskinn är globalt rödlistad som sårbar (VU) vilket innebär att Sverige har ett internationellt ansvar för arten. Fler områden där arten förekommer behöver skyddas (SLU Artdatabanken, 2024; Nitare &amp; Skogsstyrelsen, 2019; IUCN, 2019).</w:t>
+      </w:r>
+    </w:p>
+    <w:p>
+      <w:r>
+        <w:rPr>
+          <w:b/>
+        </w:rPr>
         <w:t>Doftskinn (NT)</w:t>
       </w:r>
       <w:r>
@@ -380,6 +391,35 @@
         <w:rPr>
           <w:b/>
         </w:rPr>
+        <w:t>Kornknutmossa</w:t>
+      </w:r>
+      <w:r>
+        <w:t xml:space="preserve"> växer främst på grova lågor i sumpskog och myrkanter och indikerar miljöer med rik och jämn tillgång på fuktigt liggande ved. En typisk växtplats i södra Sverige är naturskogsartad gransumpskog. Samtliga skogsskötselåtgärder på eller i omedelbar närhet av lokalerna utgör ett hot. Fragmenteringen av skogslandskapet liksom minskad mängd död ved är ett långsiktigt hot mot denna art. Kornknutmossa är typisk art för </w:t>
+      </w:r>
+      <w:r>
+        <w:rPr>
+          <w:i/>
+        </w:rPr>
+        <w:t xml:space="preserve">9010 Taiga </w:t>
+      </w:r>
+      <w:r>
+        <w:t>och</w:t>
+      </w:r>
+      <w:r>
+        <w:rPr>
+          <w:i/>
+        </w:rPr>
+        <w:t xml:space="preserve"> 9740 Skogsbevuxen myr</w:t>
+      </w:r>
+      <w:r>
+        <w:t xml:space="preserve"> (SLU Artdatabanken, 2024; Nitare &amp; Skogsstyrelsen, 2019).</w:t>
+      </w:r>
+    </w:p>
+    <w:p>
+      <w:r>
+        <w:rPr>
+          <w:b/>
+        </w:rPr>
         <w:t>Mindre märgborre</w:t>
       </w:r>
       <w:r>
@@ -509,6 +549,26 @@
         <w:rPr>
           <w:b/>
         </w:rPr>
+        <w:t xml:space="preserve">Linnea </w:t>
+      </w:r>
+      <w:r>
+        <w:t xml:space="preserve">är typisk art för </w:t>
+      </w:r>
+      <w:r>
+        <w:rPr>
+          <w:i/>
+        </w:rPr>
+        <w:t>9010 Taiga</w:t>
+      </w:r>
+      <w:r>
+        <w:t>. På linnea kan man hitta sporsäcksvampen linnealudd (SLU Artdatabanken, 2025).</w:t>
+      </w:r>
+    </w:p>
+    <w:p>
+      <w:r>
+        <w:rPr>
+          <w:b/>
+        </w:rPr>
         <w:t>Spillkråka (§4)</w:t>
       </w:r>
       <w:r>
@@ -538,6 +598,26 @@
         <w:rPr>
           <w:b/>
         </w:rPr>
+        <w:t xml:space="preserve">Sälg </w:t>
+      </w:r>
+      <w:r>
+        <w:t xml:space="preserve">är typisk art för </w:t>
+      </w:r>
+      <w:r>
+        <w:rPr>
+          <w:i/>
+        </w:rPr>
+        <w:t xml:space="preserve">9040 Fjällbjörkskog </w:t>
+      </w:r>
+      <w:r>
+        <w:t>(SLU Artdatabanken, 2025).</w:t>
+      </w:r>
+    </w:p>
+    <w:p>
+      <w:r>
+        <w:rPr>
+          <w:b/>
+        </w:rPr>
         <w:t>Tjäder (§4)</w:t>
       </w:r>
       <w:r>
@@ -619,7 +699,7 @@
     </w:p>
     <w:p>
       <w:r>
-        <w:t>Följande typiska arter har sina livsmiljöer och växtplatser i den samrådsanmälda skogen: knärot (VU, T, §8), doftskinn (NT, T), dofttaggsvamp (NT, T), dropptaggsvamp (NT, T), motaggsvamp (NT, T), orange taggsvamp (NT, T), tretåig hackspett (NT, T, §4), bronshjon (S, T), mindre märgborre (S, T), nästlav (S, T), vedticka (S, T), gråspett (T, §4), kransmossa (T), spillkråka (T, §4), tjäder (T, §4) och tofsmes (T, §4).</w:t>
+        <w:t>Följande typiska arter har sina livsmiljöer och växtplatser i den samrådsanmälda skogen: knärot (VU, T, §8), doftskinn (NT, T), dofttaggsvamp (NT, T), dropptaggsvamp (NT, T), motaggsvamp (NT, T), orange taggsvamp (NT, T), tretåig hackspett (NT, T, §4), bronshjon (S, T), kornknutmossa (S, T), mindre märgborre (S, T), nästlav (S, T), vedticka (S, T), gråspett (T, §4), kransmossa (T), linnea (T), spillkråka (T, §4), sälg (T), tjäder (T, §4) och tofsmes (T, §4).</w:t>
       </w:r>
     </w:p>
     <w:p>
@@ -1957,7 +2037,7 @@
     <w:r>
       <w:tab/>
       <w:tab/>
-      <w:t>2026-09-21</w:t>
+      <w:t>2026-09-23</w:t>
       <w:br/>
       <w:br/>
     </w:r>

--- a/tillsyn/S 1500-2025 tillsynsbegäran.docx
+++ b/tillsyn/S 1500-2025 tillsynsbegäran.docx
@@ -2037,7 +2037,7 @@
     <w:r>
       <w:tab/>
       <w:tab/>
-      <w:t>2026-09-23</w:t>
+      <w:t>2026-09-24</w:t>
       <w:br/>
       <w:br/>
     </w:r>

--- a/tillsyn/S 1500-2025 tillsynsbegäran.docx
+++ b/tillsyn/S 1500-2025 tillsynsbegäran.docx
@@ -22,7 +22,7 @@
       <w:r>
         <w:drawing>
           <wp:inline xmlns:a="http://schemas.openxmlformats.org/drawingml/2006/main" xmlns:pic="http://schemas.openxmlformats.org/drawingml/2006/picture">
-            <wp:extent cx="5052120" cy="5724000"/>
+            <wp:extent cx="5044470" cy="5724000"/>
             <wp:docPr id="1" name="Picture 1"/>
             <wp:cNvGraphicFramePr>
               <a:graphicFrameLocks noChangeAspect="1"/>
@@ -43,7 +43,7 @@
                   <pic:spPr>
                     <a:xfrm>
                       <a:off x="0" y="0"/>
-                      <a:ext cx="5052120" cy="5724000"/>
+                      <a:ext cx="5044470" cy="5724000"/>
                     </a:xfrm>
                     <a:prstGeom prst="rect"/>
                   </pic:spPr>
@@ -65,7 +65,7 @@
     </w:p>
     <w:p>
       <w:r>
-        <w:t>I och inom 24 meter från samrådsanmälan finns fynd av 28 naturvårdsarter, varav 10 är rödlistade, 10 är fridlysta, 19 är typiska (T) och 8 är signalarter (S): knärot (VU, T, §8), spadskinn (VU), doftskinn (NT, T), dofttaggsvamp (NT, T), dropptaggsvamp (NT, T), motaggsvamp (NT, T), nordtagging (NT), orange taggsvamp (NT, T), talltita (NT, §4), tretåig hackspett (NT, T, §4), bronshjon (S, T), gullgröppa (S), kornknutmossa (S, T), mindre märgborre (S, T), nästlav (S, T), rödgul trumpetsvamp (S), svavelriska (S), vedticka (S, T), gråspett (T, §4), kransmossa (T), linnea (T), spillkråka (T, §4), sälg (T), tjäder (T, §4), tofsmes (T, §4), kungsfågel (§4), vanlig groda (§6) och revlummer (§9). Se Figur 1.</w:t>
+        <w:t>I och inom 24 meter från samrådsanmälan finns fynd av 30 naturvårdsarter, varav 10 är rödlistade, 11 är fridlysta, 20 är typiska (T) och 8 är signalarter (S): knärot (VU, T, §8), spadskinn (VU), doftskinn (NT, T), dofttaggsvamp (NT, T), dropptaggsvamp (NT, T), motaggsvamp (NT, T), nordtagging (NT), orange taggsvamp (NT, T), talltita (NT, §4), tretåig hackspett (NT, T, §4), bronshjon (S, T), gullgröppa (S), kornknutmossa (S, T), mindre märgborre (S, T), nästlav (S, T), rödgul trumpetsvamp (S), svavelriska (S), vedticka (S, T), gråspett (T, §4), kransmossa (T), kärrviol (T), linnea (T), spillkråka (T, §4), sälg (T), tjäder (T, §4), tofsmes (T, §4), kungsfågel (§4), vanlig groda (§6), fläcknycklar (§8) och revlummer (§9). Se Figur 1.</w:t>
       </w:r>
     </w:p>
     <w:p>
@@ -549,6 +549,35 @@
         <w:rPr>
           <w:b/>
         </w:rPr>
+        <w:t xml:space="preserve">Kärrviol </w:t>
+      </w:r>
+      <w:r>
+        <w:t xml:space="preserve">är typisk art för </w:t>
+      </w:r>
+      <w:r>
+        <w:rPr>
+          <w:i/>
+        </w:rPr>
+        <w:t xml:space="preserve">9740 Skogsbevuxen myr </w:t>
+      </w:r>
+      <w:r>
+        <w:t>och</w:t>
+      </w:r>
+      <w:r>
+        <w:rPr>
+          <w:i/>
+        </w:rPr>
+        <w:t xml:space="preserve"> 6450 Svämängar </w:t>
+      </w:r>
+      <w:r>
+        <w:t>(SLU Artdatabanken, 2025).</w:t>
+      </w:r>
+    </w:p>
+    <w:p>
+      <w:r>
+        <w:rPr>
+          <w:b/>
+        </w:rPr>
         <w:t xml:space="preserve">Linnea </w:t>
       </w:r>
       <w:r>
@@ -699,7 +728,7 @@
     </w:p>
     <w:p>
       <w:r>
-        <w:t>Följande typiska arter har sina livsmiljöer och växtplatser i den samrådsanmälda skogen: knärot (VU, T, §8), doftskinn (NT, T), dofttaggsvamp (NT, T), dropptaggsvamp (NT, T), motaggsvamp (NT, T), orange taggsvamp (NT, T), tretåig hackspett (NT, T, §4), bronshjon (S, T), kornknutmossa (S, T), mindre märgborre (S, T), nästlav (S, T), vedticka (S, T), gråspett (T, §4), kransmossa (T), linnea (T), spillkråka (T, §4), sälg (T), tjäder (T, §4) och tofsmes (T, §4).</w:t>
+        <w:t>Följande typiska arter har sina livsmiljöer och växtplatser i den samrådsanmälda skogen: knärot (VU, T, §8), doftskinn (NT, T), dofttaggsvamp (NT, T), dropptaggsvamp (NT, T), motaggsvamp (NT, T), orange taggsvamp (NT, T), tretåig hackspett (NT, T, §4), bronshjon (S, T), kornknutmossa (S, T), mindre märgborre (S, T), nästlav (S, T), vedticka (S, T), gråspett (T, §4), kransmossa (T), kärrviol (T), linnea (T), spillkråka (T, §4), sälg (T), tjäder (T, §4) och tofsmes (T, §4).</w:t>
       </w:r>
     </w:p>
     <w:p>
@@ -2037,7 +2066,7 @@
     <w:r>
       <w:tab/>
       <w:tab/>
-      <w:t>2026-09-24</w:t>
+      <w:t>2026-09-25</w:t>
       <w:br/>
       <w:br/>
     </w:r>

--- a/tillsyn/S 1500-2025 tillsynsbegäran.docx
+++ b/tillsyn/S 1500-2025 tillsynsbegäran.docx
@@ -2066,7 +2066,7 @@
     <w:r>
       <w:tab/>
       <w:tab/>
-      <w:t>2026-09-25</w:t>
+      <w:t>2026-09-26</w:t>
       <w:br/>
       <w:br/>
     </w:r>

--- a/tillsyn/S 1500-2025 tillsynsbegäran.docx
+++ b/tillsyn/S 1500-2025 tillsynsbegäran.docx
@@ -2066,7 +2066,7 @@
     <w:r>
       <w:tab/>
       <w:tab/>
-      <w:t>2026-09-26</w:t>
+      <w:t>2026-09-27</w:t>
       <w:br/>
       <w:br/>
     </w:r>

--- a/tillsyn/S 1500-2025 tillsynsbegäran.docx
+++ b/tillsyn/S 1500-2025 tillsynsbegäran.docx
@@ -22,7 +22,7 @@
       <w:r>
         <w:drawing>
           <wp:inline xmlns:a="http://schemas.openxmlformats.org/drawingml/2006/main" xmlns:pic="http://schemas.openxmlformats.org/drawingml/2006/picture">
-            <wp:extent cx="5044470" cy="5724000"/>
+            <wp:extent cx="5052120" cy="5724000"/>
             <wp:docPr id="1" name="Picture 1"/>
             <wp:cNvGraphicFramePr>
               <a:graphicFrameLocks noChangeAspect="1"/>
@@ -43,7 +43,7 @@
                   <pic:spPr>
                     <a:xfrm>
                       <a:off x="0" y="0"/>
-                      <a:ext cx="5044470" cy="5724000"/>
+                      <a:ext cx="5052120" cy="5724000"/>
                     </a:xfrm>
                     <a:prstGeom prst="rect"/>
                   </pic:spPr>
@@ -65,7 +65,7 @@
     </w:p>
     <w:p>
       <w:r>
-        <w:t>I och inom 24 meter från samrådsanmälan finns fynd av 30 naturvårdsarter, varav 10 är rödlistade, 11 är fridlysta, 20 är typiska (T) och 8 är signalarter (S): knärot (VU, T, §8), spadskinn (VU), doftskinn (NT, T), dofttaggsvamp (NT, T), dropptaggsvamp (NT, T), motaggsvamp (NT, T), nordtagging (NT), orange taggsvamp (NT, T), talltita (NT, §4), tretåig hackspett (NT, T, §4), bronshjon (S, T), gullgröppa (S), kornknutmossa (S, T), mindre märgborre (S, T), nästlav (S, T), rödgul trumpetsvamp (S), svavelriska (S), vedticka (S, T), gråspett (T, §4), kransmossa (T), kärrviol (T), linnea (T), spillkråka (T, §4), sälg (T), tjäder (T, §4), tofsmes (T, §4), kungsfågel (§4), vanlig groda (§6), fläcknycklar (§8) och revlummer (§9). Se Figur 1.</w:t>
+        <w:t>I och inom 24 meter från samrådsanmälan finns fynd av 28 naturvårdsarter, varav 10 är rödlistade, 10 är fridlysta, 19 är typiska (T) och 8 är signalarter (S): knärot (VU, T, §8), spadskinn (VU), doftskinn (NT, T), dofttaggsvamp (NT, T), dropptaggsvamp (NT, T), motaggsvamp (NT, T), nordtagging (NT), orange taggsvamp (NT, T), talltita (NT, §4), tretåig hackspett (NT, T, §4), bronshjon (S, T), gullgröppa (S), kornknutmossa (S, T), mindre märgborre (S, T), nästlav (S, T), rödgul trumpetsvamp (S), svavelriska (S), vedticka (S, T), gråspett (T, §4), kransmossa (T), linnea (T), spillkråka (T, §4), sälg (T), tjäder (T, §4), tofsmes (T, §4), kungsfågel (§4), vanlig groda (§6) och revlummer (§9). Se Figur 1.</w:t>
       </w:r>
     </w:p>
     <w:p>
@@ -549,35 +549,6 @@
         <w:rPr>
           <w:b/>
         </w:rPr>
-        <w:t xml:space="preserve">Kärrviol </w:t>
-      </w:r>
-      <w:r>
-        <w:t xml:space="preserve">är typisk art för </w:t>
-      </w:r>
-      <w:r>
-        <w:rPr>
-          <w:i/>
-        </w:rPr>
-        <w:t xml:space="preserve">9740 Skogsbevuxen myr </w:t>
-      </w:r>
-      <w:r>
-        <w:t>och</w:t>
-      </w:r>
-      <w:r>
-        <w:rPr>
-          <w:i/>
-        </w:rPr>
-        <w:t xml:space="preserve"> 6450 Svämängar </w:t>
-      </w:r>
-      <w:r>
-        <w:t>(SLU Artdatabanken, 2025).</w:t>
-      </w:r>
-    </w:p>
-    <w:p>
-      <w:r>
-        <w:rPr>
-          <w:b/>
-        </w:rPr>
         <w:t xml:space="preserve">Linnea </w:t>
       </w:r>
       <w:r>
@@ -728,7 +699,7 @@
     </w:p>
     <w:p>
       <w:r>
-        <w:t>Följande typiska arter har sina livsmiljöer och växtplatser i den samrådsanmälda skogen: knärot (VU, T, §8), doftskinn (NT, T), dofttaggsvamp (NT, T), dropptaggsvamp (NT, T), motaggsvamp (NT, T), orange taggsvamp (NT, T), tretåig hackspett (NT, T, §4), bronshjon (S, T), kornknutmossa (S, T), mindre märgborre (S, T), nästlav (S, T), vedticka (S, T), gråspett (T, §4), kransmossa (T), kärrviol (T), linnea (T), spillkråka (T, §4), sälg (T), tjäder (T, §4) och tofsmes (T, §4).</w:t>
+        <w:t>Följande typiska arter har sina livsmiljöer och växtplatser i den samrådsanmälda skogen: knärot (VU, T, §8), doftskinn (NT, T), dofttaggsvamp (NT, T), dropptaggsvamp (NT, T), motaggsvamp (NT, T), orange taggsvamp (NT, T), tretåig hackspett (NT, T, §4), bronshjon (S, T), kornknutmossa (S, T), mindre märgborre (S, T), nästlav (S, T), vedticka (S, T), gråspett (T, §4), kransmossa (T), linnea (T), spillkråka (T, §4), sälg (T), tjäder (T, §4) och tofsmes (T, §4).</w:t>
       </w:r>
     </w:p>
     <w:p>
@@ -2066,7 +2037,7 @@
     <w:r>
       <w:tab/>
       <w:tab/>
-      <w:t>2026-09-27</w:t>
+      <w:t>2026-09-28</w:t>
       <w:br/>
       <w:br/>
     </w:r>

--- a/tillsyn/S 1500-2025 tillsynsbegäran.docx
+++ b/tillsyn/S 1500-2025 tillsynsbegäran.docx
@@ -22,7 +22,7 @@
       <w:r>
         <w:drawing>
           <wp:inline xmlns:a="http://schemas.openxmlformats.org/drawingml/2006/main" xmlns:pic="http://schemas.openxmlformats.org/drawingml/2006/picture">
-            <wp:extent cx="5052120" cy="5724000"/>
+            <wp:extent cx="5044470" cy="5724000"/>
             <wp:docPr id="1" name="Picture 1"/>
             <wp:cNvGraphicFramePr>
               <a:graphicFrameLocks noChangeAspect="1"/>
@@ -43,7 +43,7 @@
                   <pic:spPr>
                     <a:xfrm>
                       <a:off x="0" y="0"/>
-                      <a:ext cx="5052120" cy="5724000"/>
+                      <a:ext cx="5044470" cy="5724000"/>
                     </a:xfrm>
                     <a:prstGeom prst="rect"/>
                   </pic:spPr>
@@ -65,7 +65,7 @@
     </w:p>
     <w:p>
       <w:r>
-        <w:t>I och inom 24 meter från samrådsanmälan finns fynd av 28 naturvårdsarter, varav 10 är rödlistade, 10 är fridlysta, 19 är typiska (T) och 8 är signalarter (S): knärot (VU, T, §8), spadskinn (VU), doftskinn (NT, T), dofttaggsvamp (NT, T), dropptaggsvamp (NT, T), motaggsvamp (NT, T), nordtagging (NT), orange taggsvamp (NT, T), talltita (NT, §4), tretåig hackspett (NT, T, §4), bronshjon (S, T), gullgröppa (S), kornknutmossa (S, T), mindre märgborre (S, T), nästlav (S, T), rödgul trumpetsvamp (S), svavelriska (S), vedticka (S, T), gråspett (T, §4), kransmossa (T), linnea (T), spillkråka (T, §4), sälg (T), tjäder (T, §4), tofsmes (T, §4), kungsfågel (§4), vanlig groda (§6) och revlummer (§9). Se Figur 1.</w:t>
+        <w:t>I och inom 24 meter från samrådsanmälan finns fynd av 30 naturvårdsarter, varav 10 är rödlistade, 11 är fridlysta, 20 är typiska (T) och 8 är signalarter (S): knärot (VU, T, §8), spadskinn (VU), doftskinn (NT, T), dofttaggsvamp (NT, T), dropptaggsvamp (NT, T), motaggsvamp (NT, T), nordtagging (NT), orange taggsvamp (NT, T), talltita (NT, §4), tretåig hackspett (NT, T, §4), bronshjon (S, T), gullgröppa (S), kornknutmossa (S, T), mindre märgborre (S, T), nästlav (S, T), rödgul trumpetsvamp (S), svavelriska (S), vedticka (S, T), gråspett (T, §4), kransmossa (T), kärrviol (T), linnea (T), spillkråka (T, §4), sälg (T), tjäder (T, §4), tofsmes (T, §4), kungsfågel (§4), vanlig groda (§6), fläcknycklar (§8) och revlummer (§9). Se Figur 1.</w:t>
       </w:r>
     </w:p>
     <w:p>
@@ -549,6 +549,35 @@
         <w:rPr>
           <w:b/>
         </w:rPr>
+        <w:t xml:space="preserve">Kärrviol </w:t>
+      </w:r>
+      <w:r>
+        <w:t xml:space="preserve">är typisk art för </w:t>
+      </w:r>
+      <w:r>
+        <w:rPr>
+          <w:i/>
+        </w:rPr>
+        <w:t xml:space="preserve">9740 Skogsbevuxen myr </w:t>
+      </w:r>
+      <w:r>
+        <w:t>och</w:t>
+      </w:r>
+      <w:r>
+        <w:rPr>
+          <w:i/>
+        </w:rPr>
+        <w:t xml:space="preserve"> 6450 Svämängar </w:t>
+      </w:r>
+      <w:r>
+        <w:t>(SLU Artdatabanken, 2025).</w:t>
+      </w:r>
+    </w:p>
+    <w:p>
+      <w:r>
+        <w:rPr>
+          <w:b/>
+        </w:rPr>
         <w:t xml:space="preserve">Linnea </w:t>
       </w:r>
       <w:r>
@@ -699,7 +728,7 @@
     </w:p>
     <w:p>
       <w:r>
-        <w:t>Följande typiska arter har sina livsmiljöer och växtplatser i den samrådsanmälda skogen: knärot (VU, T, §8), doftskinn (NT, T), dofttaggsvamp (NT, T), dropptaggsvamp (NT, T), motaggsvamp (NT, T), orange taggsvamp (NT, T), tretåig hackspett (NT, T, §4), bronshjon (S, T), kornknutmossa (S, T), mindre märgborre (S, T), nästlav (S, T), vedticka (S, T), gråspett (T, §4), kransmossa (T), linnea (T), spillkråka (T, §4), sälg (T), tjäder (T, §4) och tofsmes (T, §4).</w:t>
+        <w:t>Följande typiska arter har sina livsmiljöer och växtplatser i den samrådsanmälda skogen: knärot (VU, T, §8), doftskinn (NT, T), dofttaggsvamp (NT, T), dropptaggsvamp (NT, T), motaggsvamp (NT, T), orange taggsvamp (NT, T), tretåig hackspett (NT, T, §4), bronshjon (S, T), kornknutmossa (S, T), mindre märgborre (S, T), nästlav (S, T), vedticka (S, T), gråspett (T, §4), kransmossa (T), kärrviol (T), linnea (T), spillkråka (T, §4), sälg (T), tjäder (T, §4) och tofsmes (T, §4).</w:t>
       </w:r>
     </w:p>
     <w:p>
@@ -2037,7 +2066,7 @@
     <w:r>
       <w:tab/>
       <w:tab/>
-      <w:t>2026-09-28</w:t>
+      <w:t>2026-09-29</w:t>
       <w:br/>
       <w:br/>
     </w:r>

--- a/tillsyn/S 1500-2025 tillsynsbegäran.docx
+++ b/tillsyn/S 1500-2025 tillsynsbegäran.docx
@@ -2066,7 +2066,7 @@
     <w:r>
       <w:tab/>
       <w:tab/>
-      <w:t>2026-09-29</w:t>
+      <w:t>2026-09-30</w:t>
       <w:br/>
       <w:br/>
     </w:r>

--- a/tillsyn/S 1500-2025 tillsynsbegäran.docx
+++ b/tillsyn/S 1500-2025 tillsynsbegäran.docx
@@ -22,7 +22,7 @@
       <w:r>
         <w:drawing>
           <wp:inline xmlns:a="http://schemas.openxmlformats.org/drawingml/2006/main" xmlns:pic="http://schemas.openxmlformats.org/drawingml/2006/picture">
-            <wp:extent cx="5044470" cy="5724000"/>
+            <wp:extent cx="5142587" cy="5724000"/>
             <wp:docPr id="1" name="Picture 1"/>
             <wp:cNvGraphicFramePr>
               <a:graphicFrameLocks noChangeAspect="1"/>
@@ -43,7 +43,7 @@
                   <pic:spPr>
                     <a:xfrm>
                       <a:off x="0" y="0"/>
-                      <a:ext cx="5044470" cy="5724000"/>
+                      <a:ext cx="5142587" cy="5724000"/>
                     </a:xfrm>
                     <a:prstGeom prst="rect"/>
                   </pic:spPr>
@@ -65,7 +65,7 @@
     </w:p>
     <w:p>
       <w:r>
-        <w:t>I och inom 24 meter från samrådsanmälan finns fynd av 30 naturvårdsarter, varav 10 är rödlistade, 11 är fridlysta, 20 är typiska (T) och 8 är signalarter (S): knärot (VU, T, §8), spadskinn (VU), doftskinn (NT, T), dofttaggsvamp (NT, T), dropptaggsvamp (NT, T), motaggsvamp (NT, T), nordtagging (NT), orange taggsvamp (NT, T), talltita (NT, §4), tretåig hackspett (NT, T, §4), bronshjon (S, T), gullgröppa (S), kornknutmossa (S, T), mindre märgborre (S, T), nästlav (S, T), rödgul trumpetsvamp (S), svavelriska (S), vedticka (S, T), gråspett (T, §4), kransmossa (T), kärrviol (T), linnea (T), spillkråka (T, §4), sälg (T), tjäder (T, §4), tofsmes (T, §4), kungsfågel (§4), vanlig groda (§6), fläcknycklar (§8) och revlummer (§9). Se Figur 1.</w:t>
+        <w:t>I och inom 24 meter från samrådsanmälan finns fynd av 27 naturvårdsarter, varav 10 är rödlistade, 10 är fridlysta, 18 är typiska (T) och 7 är signalarter (S): knärot (VU, T, §8), spadskinn (VU), doftskinn (NT, T), dofttaggsvamp (NT, T), dropptaggsvamp (NT, T), motaggsvamp (NT, T), nordtagging (NT), orange taggsvamp (NT, T), talltita (NT, §4), tretåig hackspett (NT, T, §4), bronshjon (S, T), gullgröppa (S), mindre märgborre (S, T), nästlav (S, T), rödgul trumpetsvamp (S), svavelriska (S), vedticka (S, T), gråspett (T, §4), kransmossa (T), linnea (T), spillkråka (T, §4), sälg (T), tjäder (T, §4), tofsmes (T, §4), kungsfågel (§4), vanlig groda (§6) och revlummer (§9). Se Figur 1.</w:t>
       </w:r>
     </w:p>
     <w:p>
@@ -391,10 +391,39 @@
         <w:rPr>
           <w:b/>
         </w:rPr>
-        <w:t>Kornknutmossa</w:t>
-      </w:r>
-      <w:r>
-        <w:t xml:space="preserve"> växer främst på grova lågor i sumpskog och myrkanter och indikerar miljöer med rik och jämn tillgång på fuktigt liggande ved. En typisk växtplats i södra Sverige är naturskogsartad gransumpskog. Samtliga skogsskötselåtgärder på eller i omedelbar närhet av lokalerna utgör ett hot. Fragmenteringen av skogslandskapet liksom minskad mängd död ved är ett långsiktigt hot mot denna art. Kornknutmossa är typisk art för </w:t>
+        <w:t>Mindre märgborre</w:t>
+      </w:r>
+      <w:r>
+        <w:t xml:space="preserve"> är en signalart för tallskog med höga naturvärden och betraktas tillsammans med skarptandad barkborre som nyckelarter för ett antal sällsynta åtgärdsprogramsarter som är beroende av deras gångsystem. Bland dessa kan nämnas avlång barkborre (VU), </w:t>
+      </w:r>
+      <w:r>
+        <w:rPr>
+          <w:i/>
+        </w:rPr>
+        <w:t>Corticeus longulus</w:t>
+      </w:r>
+      <w:r>
+        <w:t xml:space="preserve"> (VU), tallgångbagge (VU), cholodkovskys bastborre (NT) och tallbarksvartbagge (NT). Den mindre märgborrens måsvingeliknande gnaggångar är lätta att känna igen och hittas ofta på grova tallgrenar på marken. Rika förekomster av främst mindre märgborre men även skarptandad barkborre är en signal för artrikedom och inventeringar har visat att det är i skogar med en naturlig självgallring som det skapas förutsättningar för dessa arter samt de efterföljande åtgärdsprogramsarterna. Tallskogar med stark förekomst av mindre märgborre och skarptandad barkborre bör avsättas som reservat. Generellt bör hänsyn tas vid slutavverkning av talldominerad skog så att avverkningsrester som gren- och toppdelar lämnas. Mindre märgborre är typisk art för </w:t>
+      </w:r>
+      <w:r>
+        <w:rPr>
+          <w:i/>
+        </w:rPr>
+        <w:t>9060 Åsbarrskog</w:t>
+      </w:r>
+      <w:r>
+        <w:t xml:space="preserve"> (SLU Artdatabanken, 2026; Pettersson, 2014; Hedgren, 2012; Gunnarsson m fl., 1999).</w:t>
+      </w:r>
+    </w:p>
+    <w:p>
+      <w:r>
+        <w:rPr>
+          <w:b/>
+        </w:rPr>
+        <w:t>Nästlav</w:t>
+      </w:r>
+      <w:r>
+        <w:t xml:space="preserve"> indikerar söder om den naturliga norrlandsgränsen äldre barrskogsområden med höga naturvärden där andra ovanliga nordliga barrskogsarter kan påträffas. Nästlav är typisk art för </w:t>
       </w:r>
       <w:r>
         <w:rPr>
@@ -403,6 +432,126 @@
         <w:t xml:space="preserve">9010 Taiga </w:t>
       </w:r>
       <w:r>
+        <w:t>(Nitare &amp; Skogsstyrelsen, 2019; SLU Artdatabanken, 2025).</w:t>
+      </w:r>
+    </w:p>
+    <w:p>
+      <w:r>
+        <w:rPr>
+          <w:b/>
+        </w:rPr>
+        <w:t xml:space="preserve">Rödgul trumpetsvamp </w:t>
+      </w:r>
+      <w:r>
+        <w:t>signalerar kalkrika barrsumpskogar eller avgränsade små mineralrika ytor i barrskogslandskapet, vilka normalt har höga naturvärden. I urbergsbygder är den en bra signalart på känsliga skogsbiotoper (Nitare &amp; Skogsstyrelsen, 2019).</w:t>
+      </w:r>
+    </w:p>
+    <w:p>
+      <w:r>
+        <w:rPr>
+          <w:b/>
+        </w:rPr>
+        <w:t xml:space="preserve">Vedticka </w:t>
+      </w:r>
+      <w:r>
+        <w:t xml:space="preserve">är en bra signalart söder om den naturliga norrlandsgränsen. Den är huvudsakligen knuten till äldre barrskogar där det föreligger långvarig kontinuitet av död barrved. Vedticka är typisk art för </w:t>
+      </w:r>
+      <w:r>
+        <w:rPr>
+          <w:i/>
+        </w:rPr>
+        <w:t xml:space="preserve">9010 Taiga </w:t>
+      </w:r>
+      <w:r>
+        <w:t>(Nitare &amp; Skogsstyrelsen, 2019; SLU Artdatabanken, 2025).</w:t>
+      </w:r>
+    </w:p>
+    <w:p>
+      <w:r>
+        <w:rPr>
+          <w:b/>
+        </w:rPr>
+        <w:t>Gråspett (§4)</w:t>
+      </w:r>
+      <w:r>
+        <w:t xml:space="preserve"> är fridlyst enligt 4§ artskyddsförordningen och upptagen i bilaga 1 fågeldirektivet. Gråspetten är en bra indikator för lövrika områden på landskapsnivå och försvinner när gles, flerskiktad, lövrik skog med hög andel döda och döende träd ersätts av täta, barrdominerade likåldriga bestånd. Arten missgynnas av skogliga åtgärder som minskar mängden död ved, som t.ex. bortrensning av vindfällen, avverkning i sumpskogsmiljöer och på brandfält. Häckningsreviret är stort, cirka 50–100 hektar. Under vintern är gråspetten mer beroende av äldre skog och döda träd och kan då röra sig över betydligt större områden, uppemot 2000–5000 hektar. Gråspett är typisk art för </w:t>
+      </w:r>
+      <w:r>
+        <w:rPr>
+          <w:i/>
+        </w:rPr>
+        <w:t xml:space="preserve">9010 Taiga </w:t>
+      </w:r>
+      <w:r>
+        <w:t>(Skogsstyrelsen, 2016; SLU Artdatabanken, 2025).</w:t>
+      </w:r>
+    </w:p>
+    <w:p>
+      <w:r>
+        <w:rPr>
+          <w:b/>
+        </w:rPr>
+        <w:t>Kransmossa</w:t>
+      </w:r>
+      <w:r>
+        <w:t xml:space="preserve"> är typisk art för </w:t>
+      </w:r>
+      <w:r>
+        <w:rPr>
+          <w:i/>
+        </w:rPr>
+        <w:t xml:space="preserve">9050 Näringsrik granskog </w:t>
+      </w:r>
+      <w:r>
+        <w:t xml:space="preserve">och </w:t>
+      </w:r>
+      <w:r>
+        <w:rPr>
+          <w:i/>
+        </w:rPr>
+        <w:t xml:space="preserve">6170 Alpina kalkgräsmarker </w:t>
+      </w:r>
+      <w:r>
+        <w:t>(SLU Artdatabanken, 2025).</w:t>
+      </w:r>
+    </w:p>
+    <w:p>
+      <w:r>
+        <w:rPr>
+          <w:b/>
+        </w:rPr>
+        <w:t xml:space="preserve">Linnea </w:t>
+      </w:r>
+      <w:r>
+        <w:t xml:space="preserve">är typisk art för </w:t>
+      </w:r>
+      <w:r>
+        <w:rPr>
+          <w:i/>
+        </w:rPr>
+        <w:t>9010 Taiga</w:t>
+      </w:r>
+      <w:r>
+        <w:t>. På linnea kan man hitta sporsäcksvampen linnealudd (SLU Artdatabanken, 2025).</w:t>
+      </w:r>
+    </w:p>
+    <w:p>
+      <w:r>
+        <w:rPr>
+          <w:b/>
+        </w:rPr>
+        <w:t>Spillkråka (§4)</w:t>
+      </w:r>
+      <w:r>
+        <w:t xml:space="preserve"> omfattas av bilaga 1 i EU:s fågeldirektiv och är typisk art för </w:t>
+      </w:r>
+      <w:r>
+        <w:rPr>
+          <w:i/>
+        </w:rPr>
+        <w:t xml:space="preserve">9010 Taiga </w:t>
+      </w:r>
+      <w:r>
         <w:t>och</w:t>
       </w:r>
       <w:r>
@@ -412,7 +561,7 @@
         <w:t xml:space="preserve"> 9740 Skogsbevuxen myr</w:t>
       </w:r>
       <w:r>
-        <w:t xml:space="preserve"> (SLU Artdatabanken, 2024; Nitare &amp; Skogsstyrelsen, 2019).</w:t>
+        <w:t>. Den behöver grova träd, främst tall, asp och bok som boträd. Skogsbruk med korta omloppstider och täta, homogena ungskogar utgör det största hotet. Spillkråka är en nyckelart i skogliga miljöer vars övergivna bohål utnyttjas av flera andra hålhäckande fågelarter och fladdermöss, däribland pärluggla (EN, §4), knipa (§4), salskrake (§4) och skogsduva (§4). Hökuggla (VU, §4) och slaguggla (§4) häckar ofta i högstubbar som brutits av i höjd med ett gammalt spillkråkebo (SLU Artdatabanken, 2026; Skogsstyrelsen, 2016).</w:t>
       </w:r>
     </w:p>
     <w:p>
@@ -420,28 +569,19 @@
         <w:rPr>
           <w:b/>
         </w:rPr>
-        <w:t>Mindre märgborre</w:t>
-      </w:r>
-      <w:r>
-        <w:t xml:space="preserve"> är en signalart för tallskog med höga naturvärden och betraktas tillsammans med skarptandad barkborre som nyckelarter för ett antal sällsynta åtgärdsprogramsarter som är beroende av deras gångsystem. Bland dessa kan nämnas avlång barkborre (VU), </w:t>
+        <w:t xml:space="preserve">Sälg </w:t>
+      </w:r>
+      <w:r>
+        <w:t xml:space="preserve">är typisk art för </w:t>
       </w:r>
       <w:r>
         <w:rPr>
           <w:i/>
         </w:rPr>
-        <w:t>Corticeus longulus</w:t>
-      </w:r>
-      <w:r>
-        <w:t xml:space="preserve"> (VU), tallgångbagge (VU), cholodkovskys bastborre (NT) och tallbarksvartbagge (NT). Den mindre märgborrens måsvingeliknande gnaggångar är lätta att känna igen och hittas ofta på grova tallgrenar på marken. Rika förekomster av främst mindre märgborre men även skarptandad barkborre är en signal för artrikedom och inventeringar har visat att det är i skogar med en naturlig självgallring som det skapas förutsättningar för dessa arter samt de efterföljande åtgärdsprogramsarterna. Tallskogar med stark förekomst av mindre märgborre och skarptandad barkborre bör avsättas som reservat. Generellt bör hänsyn tas vid slutavverkning av talldominerad skog så att avverkningsrester som gren- och toppdelar lämnas. Mindre märgborre är typisk art för </w:t>
-      </w:r>
-      <w:r>
-        <w:rPr>
-          <w:i/>
-        </w:rPr>
-        <w:t>9060 Åsbarrskog</w:t>
-      </w:r>
-      <w:r>
-        <w:t xml:space="preserve"> (SLU Artdatabanken, 2026; Pettersson, 2014; Hedgren, 2012; Gunnarsson m fl., 1999).</w:t>
+        <w:t xml:space="preserve">9040 Fjällbjörkskog </w:t>
+      </w:r>
+      <w:r>
+        <w:t>(SLU Artdatabanken, 2025).</w:t>
       </w:r>
     </w:p>
     <w:p>
@@ -449,10 +589,10 @@
         <w:rPr>
           <w:b/>
         </w:rPr>
-        <w:t>Nästlav</w:t>
-      </w:r>
-      <w:r>
-        <w:t xml:space="preserve"> indikerar söder om den naturliga norrlandsgränsen äldre barrskogsområden med höga naturvärden där andra ovanliga nordliga barrskogsarter kan påträffas. Nästlav är typisk art för </w:t>
+        <w:t>Tjäder (§4)</w:t>
+      </w:r>
+      <w:r>
+        <w:t xml:space="preserve"> omfattas av bilaga 1 och 2 EU:s fågeldirektiv och är typisk art för </w:t>
       </w:r>
       <w:r>
         <w:rPr>
@@ -461,7 +601,16 @@
         <w:t xml:space="preserve">9010 Taiga </w:t>
       </w:r>
       <w:r>
-        <w:t>(Nitare &amp; Skogsstyrelsen, 2019; SLU Artdatabanken, 2025).</w:t>
+        <w:t xml:space="preserve">och </w:t>
+      </w:r>
+      <w:r>
+        <w:rPr>
+          <w:i/>
+        </w:rPr>
+        <w:t>9740 Skogsbevuxen myr</w:t>
+      </w:r>
+      <w:r>
+        <w:t>. Tjädern är en utpräglad skogsfågel knuten till större sammanhängande barrskogsområden. Tupparna och hönorna utnyttjar till viss del olika miljöer, och habitatvalet varierar dessutom mellan olika delar av året. För att det ska finnas livskraftiga tjäderbestånd krävs funktionella skogslandskap med en blandning av uppvuxen, gles och luckig skog, täta sumpskogar, myrar och andra små våtmarker. Arten försvinner när skogen fragmenteras och den sammanlagda arealen hyggen och andra öppna områden blir för stor. Ett småskaligt och försiktigt virkesuttag genom hyggesfria metoder kan i vissa fall vara möjligt i området inom 200 m från lekcentrum. Längre ut från lekcentrum, inom 200–500 m bör den avverkade ytan inte överskrida 1 hektar för att undvika alltför stora och snabba förändringar (Skogsstyrelsen, 2019; SLU Artdatabanken, 2024).</w:t>
       </w:r>
     </w:p>
     <w:p>
@@ -469,21 +618,10 @@
         <w:rPr>
           <w:b/>
         </w:rPr>
-        <w:t xml:space="preserve">Rödgul trumpetsvamp </w:t>
-      </w:r>
-      <w:r>
-        <w:t>signalerar kalkrika barrsumpskogar eller avgränsade små mineralrika ytor i barrskogslandskapet, vilka normalt har höga naturvärden. I urbergsbygder är den en bra signalart på känsliga skogsbiotoper (Nitare &amp; Skogsstyrelsen, 2019).</w:t>
-      </w:r>
-    </w:p>
-    <w:p>
-      <w:r>
-        <w:rPr>
-          <w:b/>
-        </w:rPr>
-        <w:t xml:space="preserve">Vedticka </w:t>
-      </w:r>
-      <w:r>
-        <w:t xml:space="preserve">är en bra signalart söder om den naturliga norrlandsgränsen. Den är huvudsakligen knuten till äldre barrskogar där det föreligger långvarig kontinuitet av död barrved. Vedticka är typisk art för </w:t>
+        <w:t>Tofsmes (§4)</w:t>
+      </w:r>
+      <w:r>
+        <w:t xml:space="preserve"> häckar i barr- och blandskog, främst i tallskog. Tofsmes är typisk art för </w:t>
       </w:r>
       <w:r>
         <w:rPr>
@@ -492,202 +630,6 @@
         <w:t xml:space="preserve">9010 Taiga </w:t>
       </w:r>
       <w:r>
-        <w:t>(Nitare &amp; Skogsstyrelsen, 2019; SLU Artdatabanken, 2025).</w:t>
-      </w:r>
-    </w:p>
-    <w:p>
-      <w:r>
-        <w:rPr>
-          <w:b/>
-        </w:rPr>
-        <w:t>Gråspett (§4)</w:t>
-      </w:r>
-      <w:r>
-        <w:t xml:space="preserve"> är fridlyst enligt 4§ artskyddsförordningen och upptagen i bilaga 1 fågeldirektivet. Gråspetten är en bra indikator för lövrika områden på landskapsnivå och försvinner när gles, flerskiktad, lövrik skog med hög andel döda och döende träd ersätts av täta, barrdominerade likåldriga bestånd. Arten missgynnas av skogliga åtgärder som minskar mängden död ved, som t.ex. bortrensning av vindfällen, avverkning i sumpskogsmiljöer och på brandfält. Häckningsreviret är stort, cirka 50–100 hektar. Under vintern är gråspetten mer beroende av äldre skog och döda träd och kan då röra sig över betydligt större områden, uppemot 2000–5000 hektar. Gråspett är typisk art för </w:t>
-      </w:r>
-      <w:r>
-        <w:rPr>
-          <w:i/>
-        </w:rPr>
-        <w:t xml:space="preserve">9010 Taiga </w:t>
-      </w:r>
-      <w:r>
-        <w:t>(Skogsstyrelsen, 2016; SLU Artdatabanken, 2025).</w:t>
-      </w:r>
-    </w:p>
-    <w:p>
-      <w:r>
-        <w:rPr>
-          <w:b/>
-        </w:rPr>
-        <w:t>Kransmossa</w:t>
-      </w:r>
-      <w:r>
-        <w:t xml:space="preserve"> är typisk art för </w:t>
-      </w:r>
-      <w:r>
-        <w:rPr>
-          <w:i/>
-        </w:rPr>
-        <w:t xml:space="preserve">9050 Näringsrik granskog </w:t>
-      </w:r>
-      <w:r>
-        <w:t xml:space="preserve">och </w:t>
-      </w:r>
-      <w:r>
-        <w:rPr>
-          <w:i/>
-        </w:rPr>
-        <w:t xml:space="preserve">6170 Alpina kalkgräsmarker </w:t>
-      </w:r>
-      <w:r>
-        <w:t>(SLU Artdatabanken, 2025).</w:t>
-      </w:r>
-    </w:p>
-    <w:p>
-      <w:r>
-        <w:rPr>
-          <w:b/>
-        </w:rPr>
-        <w:t xml:space="preserve">Kärrviol </w:t>
-      </w:r>
-      <w:r>
-        <w:t xml:space="preserve">är typisk art för </w:t>
-      </w:r>
-      <w:r>
-        <w:rPr>
-          <w:i/>
-        </w:rPr>
-        <w:t xml:space="preserve">9740 Skogsbevuxen myr </w:t>
-      </w:r>
-      <w:r>
-        <w:t>och</w:t>
-      </w:r>
-      <w:r>
-        <w:rPr>
-          <w:i/>
-        </w:rPr>
-        <w:t xml:space="preserve"> 6450 Svämängar </w:t>
-      </w:r>
-      <w:r>
-        <w:t>(SLU Artdatabanken, 2025).</w:t>
-      </w:r>
-    </w:p>
-    <w:p>
-      <w:r>
-        <w:rPr>
-          <w:b/>
-        </w:rPr>
-        <w:t xml:space="preserve">Linnea </w:t>
-      </w:r>
-      <w:r>
-        <w:t xml:space="preserve">är typisk art för </w:t>
-      </w:r>
-      <w:r>
-        <w:rPr>
-          <w:i/>
-        </w:rPr>
-        <w:t>9010 Taiga</w:t>
-      </w:r>
-      <w:r>
-        <w:t>. På linnea kan man hitta sporsäcksvampen linnealudd (SLU Artdatabanken, 2025).</w:t>
-      </w:r>
-    </w:p>
-    <w:p>
-      <w:r>
-        <w:rPr>
-          <w:b/>
-        </w:rPr>
-        <w:t>Spillkråka (§4)</w:t>
-      </w:r>
-      <w:r>
-        <w:t xml:space="preserve"> omfattas av bilaga 1 i EU:s fågeldirektiv och är typisk art för </w:t>
-      </w:r>
-      <w:r>
-        <w:rPr>
-          <w:i/>
-        </w:rPr>
-        <w:t xml:space="preserve">9010 Taiga </w:t>
-      </w:r>
-      <w:r>
-        <w:t>och</w:t>
-      </w:r>
-      <w:r>
-        <w:rPr>
-          <w:i/>
-        </w:rPr>
-        <w:t xml:space="preserve"> 9740 Skogsbevuxen myr</w:t>
-      </w:r>
-      <w:r>
-        <w:t>. Den behöver grova träd, främst tall, asp och bok som boträd. Skogsbruk med korta omloppstider och täta, homogena ungskogar utgör det största hotet. Spillkråka är en nyckelart i skogliga miljöer vars övergivna bohål utnyttjas av flera andra hålhäckande fågelarter och fladdermöss, däribland pärluggla (EN, §4), knipa (§4), salskrake (§4) och skogsduva (§4). Hökuggla (VU, §4) och slaguggla (§4) häckar ofta i högstubbar som brutits av i höjd med ett gammalt spillkråkebo (SLU Artdatabanken, 2026; Skogsstyrelsen, 2016).</w:t>
-      </w:r>
-    </w:p>
-    <w:p>
-      <w:r>
-        <w:rPr>
-          <w:b/>
-        </w:rPr>
-        <w:t xml:space="preserve">Sälg </w:t>
-      </w:r>
-      <w:r>
-        <w:t xml:space="preserve">är typisk art för </w:t>
-      </w:r>
-      <w:r>
-        <w:rPr>
-          <w:i/>
-        </w:rPr>
-        <w:t xml:space="preserve">9040 Fjällbjörkskog </w:t>
-      </w:r>
-      <w:r>
-        <w:t>(SLU Artdatabanken, 2025).</w:t>
-      </w:r>
-    </w:p>
-    <w:p>
-      <w:r>
-        <w:rPr>
-          <w:b/>
-        </w:rPr>
-        <w:t>Tjäder (§4)</w:t>
-      </w:r>
-      <w:r>
-        <w:t xml:space="preserve"> omfattas av bilaga 1 och 2 EU:s fågeldirektiv och är typisk art för </w:t>
-      </w:r>
-      <w:r>
-        <w:rPr>
-          <w:i/>
-        </w:rPr>
-        <w:t xml:space="preserve">9010 Taiga </w:t>
-      </w:r>
-      <w:r>
-        <w:t xml:space="preserve">och </w:t>
-      </w:r>
-      <w:r>
-        <w:rPr>
-          <w:i/>
-        </w:rPr>
-        <w:t>9740 Skogsbevuxen myr</w:t>
-      </w:r>
-      <w:r>
-        <w:t>. Tjädern är en utpräglad skogsfågel knuten till större sammanhängande barrskogsområden. Tupparna och hönorna utnyttjar till viss del olika miljöer, och habitatvalet varierar dessutom mellan olika delar av året. För att det ska finnas livskraftiga tjäderbestånd krävs funktionella skogslandskap med en blandning av uppvuxen, gles och luckig skog, täta sumpskogar, myrar och andra små våtmarker. Arten försvinner när skogen fragmenteras och den sammanlagda arealen hyggen och andra öppna områden blir för stor. Ett småskaligt och försiktigt virkesuttag genom hyggesfria metoder kan i vissa fall vara möjligt i området inom 200 m från lekcentrum. Längre ut från lekcentrum, inom 200–500 m bör den avverkade ytan inte överskrida 1 hektar för att undvika alltför stora och snabba förändringar (Skogsstyrelsen, 2019; SLU Artdatabanken, 2024).</w:t>
-      </w:r>
-    </w:p>
-    <w:p>
-      <w:r>
-        <w:rPr>
-          <w:b/>
-        </w:rPr>
-        <w:t>Tofsmes (§4)</w:t>
-      </w:r>
-      <w:r>
-        <w:t xml:space="preserve"> häckar i barr- och blandskog, främst i tallskog. Tofsmes är typisk art för </w:t>
-      </w:r>
-      <w:r>
-        <w:rPr>
-          <w:i/>
-        </w:rPr>
-        <w:t xml:space="preserve">9010 Taiga </w:t>
-      </w:r>
-      <w:r>
         <w:t>(SLU Artdatabanken, 2025).</w:t>
       </w:r>
     </w:p>
@@ -728,7 +670,7 @@
     </w:p>
     <w:p>
       <w:r>
-        <w:t>Följande typiska arter har sina livsmiljöer och växtplatser i den samrådsanmälda skogen: knärot (VU, T, §8), doftskinn (NT, T), dofttaggsvamp (NT, T), dropptaggsvamp (NT, T), motaggsvamp (NT, T), orange taggsvamp (NT, T), tretåig hackspett (NT, T, §4), bronshjon (S, T), kornknutmossa (S, T), mindre märgborre (S, T), nästlav (S, T), vedticka (S, T), gråspett (T, §4), kransmossa (T), kärrviol (T), linnea (T), spillkråka (T, §4), sälg (T), tjäder (T, §4) och tofsmes (T, §4).</w:t>
+        <w:t>Följande typiska arter har sina livsmiljöer och växtplatser i den samrådsanmälda skogen: knärot (VU, T, §8), doftskinn (NT, T), dofttaggsvamp (NT, T), dropptaggsvamp (NT, T), motaggsvamp (NT, T), orange taggsvamp (NT, T), tretåig hackspett (NT, T, §4), bronshjon (S, T), mindre märgborre (S, T), nästlav (S, T), vedticka (S, T), gråspett (T, §4), kransmossa (T), linnea (T), spillkråka (T, §4), sälg (T), tjäder (T, §4) och tofsmes (T, §4).</w:t>
       </w:r>
     </w:p>
     <w:p>
@@ -2066,7 +2008,7 @@
     <w:r>
       <w:tab/>
       <w:tab/>
-      <w:t>2026-09-30</w:t>
+      <w:t>2026-10-01</w:t>
       <w:br/>
       <w:br/>
     </w:r>

--- a/tillsyn/S 1500-2025 tillsynsbegäran.docx
+++ b/tillsyn/S 1500-2025 tillsynsbegäran.docx
@@ -2008,7 +2008,7 @@
     <w:r>
       <w:tab/>
       <w:tab/>
-      <w:t>2026-10-01</w:t>
+      <w:t>2026-10-02</w:t>
       <w:br/>
       <w:br/>
     </w:r>

--- a/tillsyn/S 1500-2025 tillsynsbegäran.docx
+++ b/tillsyn/S 1500-2025 tillsynsbegäran.docx
@@ -2008,7 +2008,7 @@
     <w:r>
       <w:tab/>
       <w:tab/>
-      <w:t>2026-10-02</w:t>
+      <w:t>2026-10-03</w:t>
       <w:br/>
       <w:br/>
     </w:r>

--- a/tillsyn/S 1500-2025 tillsynsbegäran.docx
+++ b/tillsyn/S 1500-2025 tillsynsbegäran.docx
@@ -22,7 +22,7 @@
       <w:r>
         <w:drawing>
           <wp:inline xmlns:a="http://schemas.openxmlformats.org/drawingml/2006/main" xmlns:pic="http://schemas.openxmlformats.org/drawingml/2006/picture">
-            <wp:extent cx="5142587" cy="5724000"/>
+            <wp:extent cx="5052120" cy="5724000"/>
             <wp:docPr id="1" name="Picture 1"/>
             <wp:cNvGraphicFramePr>
               <a:graphicFrameLocks noChangeAspect="1"/>
@@ -43,7 +43,7 @@
                   <pic:spPr>
                     <a:xfrm>
                       <a:off x="0" y="0"/>
-                      <a:ext cx="5142587" cy="5724000"/>
+                      <a:ext cx="5052120" cy="5724000"/>
                     </a:xfrm>
                     <a:prstGeom prst="rect"/>
                   </pic:spPr>
@@ -65,7 +65,7 @@
     </w:p>
     <w:p>
       <w:r>
-        <w:t>I och inom 24 meter från samrådsanmälan finns fynd av 27 naturvårdsarter, varav 10 är rödlistade, 10 är fridlysta, 18 är typiska (T) och 7 är signalarter (S): knärot (VU, T, §8), spadskinn (VU), doftskinn (NT, T), dofttaggsvamp (NT, T), dropptaggsvamp (NT, T), motaggsvamp (NT, T), nordtagging (NT), orange taggsvamp (NT, T), talltita (NT, §4), tretåig hackspett (NT, T, §4), bronshjon (S, T), gullgröppa (S), mindre märgborre (S, T), nästlav (S, T), rödgul trumpetsvamp (S), svavelriska (S), vedticka (S, T), gråspett (T, §4), kransmossa (T), linnea (T), spillkråka (T, §4), sälg (T), tjäder (T, §4), tofsmes (T, §4), kungsfågel (§4), vanlig groda (§6) och revlummer (§9). Se Figur 1.</w:t>
+        <w:t>I och inom 24 meter från samrådsanmälan finns fynd av 29 naturvårdsarter, varav 10 är rödlistade, 11 är fridlysta, 19 är typiska (T) och 7 är signalarter (S): knärot (VU, T, §8), spadskinn (VU), doftskinn (NT, T), dofttaggsvamp (NT, T), dropptaggsvamp (NT, T), motaggsvamp (NT, T), nordtagging (NT), orange taggsvamp (NT, T), talltita (NT, §4), tretåig hackspett (NT, T, §4), bronshjon (S, T), gullgröppa (S), mindre märgborre (S, T), nästlav (S, T), rödgul trumpetsvamp (S), svavelriska (S), vedticka (S, T), gråspett (T, §4), kransmossa (T), kärrviol (T), linnea (T), spillkråka (T, §4), sälg (T), tjäder (T, §4), tofsmes (T, §4), kungsfågel (§4), vanlig groda (§6), fläcknycklar (§8) och revlummer (§9). Se Figur 1.</w:t>
       </w:r>
     </w:p>
     <w:p>
@@ -520,6 +520,35 @@
         <w:rPr>
           <w:b/>
         </w:rPr>
+        <w:t xml:space="preserve">Kärrviol </w:t>
+      </w:r>
+      <w:r>
+        <w:t xml:space="preserve">är typisk art för </w:t>
+      </w:r>
+      <w:r>
+        <w:rPr>
+          <w:i/>
+        </w:rPr>
+        <w:t xml:space="preserve">9740 Skogsbevuxen myr </w:t>
+      </w:r>
+      <w:r>
+        <w:t>och</w:t>
+      </w:r>
+      <w:r>
+        <w:rPr>
+          <w:i/>
+        </w:rPr>
+        <w:t xml:space="preserve"> 6450 Svämängar </w:t>
+      </w:r>
+      <w:r>
+        <w:t>(SLU Artdatabanken, 2025).</w:t>
+      </w:r>
+    </w:p>
+    <w:p>
+      <w:r>
+        <w:rPr>
+          <w:b/>
+        </w:rPr>
         <w:t xml:space="preserve">Linnea </w:t>
       </w:r>
       <w:r>
@@ -670,7 +699,7 @@
     </w:p>
     <w:p>
       <w:r>
-        <w:t>Följande typiska arter har sina livsmiljöer och växtplatser i den samrådsanmälda skogen: knärot (VU, T, §8), doftskinn (NT, T), dofttaggsvamp (NT, T), dropptaggsvamp (NT, T), motaggsvamp (NT, T), orange taggsvamp (NT, T), tretåig hackspett (NT, T, §4), bronshjon (S, T), mindre märgborre (S, T), nästlav (S, T), vedticka (S, T), gråspett (T, §4), kransmossa (T), linnea (T), spillkråka (T, §4), sälg (T), tjäder (T, §4) och tofsmes (T, §4).</w:t>
+        <w:t>Följande typiska arter har sina livsmiljöer och växtplatser i den samrådsanmälda skogen: knärot (VU, T, §8), doftskinn (NT, T), dofttaggsvamp (NT, T), dropptaggsvamp (NT, T), motaggsvamp (NT, T), orange taggsvamp (NT, T), tretåig hackspett (NT, T, §4), bronshjon (S, T), mindre märgborre (S, T), nästlav (S, T), vedticka (S, T), gråspett (T, §4), kransmossa (T), kärrviol (T), linnea (T), spillkråka (T, §4), sälg (T), tjäder (T, §4) och tofsmes (T, §4).</w:t>
       </w:r>
     </w:p>
     <w:p>
@@ -2008,7 +2037,7 @@
     <w:r>
       <w:tab/>
       <w:tab/>
-      <w:t>2026-10-03</w:t>
+      <w:t>2026-10-04</w:t>
       <w:br/>
       <w:br/>
     </w:r>

--- a/tillsyn/S 1500-2025 tillsynsbegäran.docx
+++ b/tillsyn/S 1500-2025 tillsynsbegäran.docx
@@ -2037,7 +2037,7 @@
     <w:r>
       <w:tab/>
       <w:tab/>
-      <w:t>2026-10-04</w:t>
+      <w:t>2026-10-05</w:t>
       <w:br/>
       <w:br/>
     </w:r>

--- a/tillsyn/S 1500-2025 tillsynsbegäran.docx
+++ b/tillsyn/S 1500-2025 tillsynsbegäran.docx
@@ -2037,7 +2037,7 @@
     <w:r>
       <w:tab/>
       <w:tab/>
-      <w:t>2026-10-05</w:t>
+      <w:t>2026-10-06</w:t>
       <w:br/>
       <w:br/>
     </w:r>

--- a/tillsyn/S 1500-2025 tillsynsbegäran.docx
+++ b/tillsyn/S 1500-2025 tillsynsbegäran.docx
@@ -2037,7 +2037,7 @@
     <w:r>
       <w:tab/>
       <w:tab/>
-      <w:t>2026-10-06</w:t>
+      <w:t>2026-10-07</w:t>
       <w:br/>
       <w:br/>
     </w:r>

--- a/tillsyn/S 1500-2025 tillsynsbegäran.docx
+++ b/tillsyn/S 1500-2025 tillsynsbegäran.docx
@@ -2037,7 +2037,7 @@
     <w:r>
       <w:tab/>
       <w:tab/>
-      <w:t>2026-10-07</w:t>
+      <w:t>2026-10-08</w:t>
       <w:br/>
       <w:br/>
     </w:r>

--- a/tillsyn/S 1500-2025 tillsynsbegäran.docx
+++ b/tillsyn/S 1500-2025 tillsynsbegäran.docx
@@ -2037,7 +2037,7 @@
     <w:r>
       <w:tab/>
       <w:tab/>
-      <w:t>2026-10-08</w:t>
+      <w:t>2026-10-09</w:t>
       <w:br/>
       <w:br/>
     </w:r>

--- a/tillsyn/S 1500-2025 tillsynsbegäran.docx
+++ b/tillsyn/S 1500-2025 tillsynsbegäran.docx
@@ -2037,7 +2037,7 @@
     <w:r>
       <w:tab/>
       <w:tab/>
-      <w:t>2026-10-09</w:t>
+      <w:t>2026-10-10</w:t>
       <w:br/>
       <w:br/>
     </w:r>

--- a/tillsyn/S 1500-2025 tillsynsbegäran.docx
+++ b/tillsyn/S 1500-2025 tillsynsbegäran.docx
@@ -22,7 +22,7 @@
       <w:r>
         <w:drawing>
           <wp:inline xmlns:a="http://schemas.openxmlformats.org/drawingml/2006/main" xmlns:pic="http://schemas.openxmlformats.org/drawingml/2006/picture">
-            <wp:extent cx="5052120" cy="5724000"/>
+            <wp:extent cx="5142587" cy="5724000"/>
             <wp:docPr id="1" name="Picture 1"/>
             <wp:cNvGraphicFramePr>
               <a:graphicFrameLocks noChangeAspect="1"/>
@@ -43,7 +43,7 @@
                   <pic:spPr>
                     <a:xfrm>
                       <a:off x="0" y="0"/>
-                      <a:ext cx="5052120" cy="5724000"/>
+                      <a:ext cx="5142587" cy="5724000"/>
                     </a:xfrm>
                     <a:prstGeom prst="rect"/>
                   </pic:spPr>
@@ -65,7 +65,7 @@
     </w:p>
     <w:p>
       <w:r>
-        <w:t>I och inom 24 meter från samrådsanmälan finns fynd av 29 naturvårdsarter, varav 10 är rödlistade, 11 är fridlysta, 19 är typiska (T) och 7 är signalarter (S): knärot (VU, T, §8), spadskinn (VU), doftskinn (NT, T), dofttaggsvamp (NT, T), dropptaggsvamp (NT, T), motaggsvamp (NT, T), nordtagging (NT), orange taggsvamp (NT, T), talltita (NT, §4), tretåig hackspett (NT, T, §4), bronshjon (S, T), gullgröppa (S), mindre märgborre (S, T), nästlav (S, T), rödgul trumpetsvamp (S), svavelriska (S), vedticka (S, T), gråspett (T, §4), kransmossa (T), kärrviol (T), linnea (T), spillkråka (T, §4), sälg (T), tjäder (T, §4), tofsmes (T, §4), kungsfågel (§4), vanlig groda (§6), fläcknycklar (§8) och revlummer (§9). Se Figur 1.</w:t>
+        <w:t>I och inom 24 meter från samrådsanmälan finns fynd av 27 naturvårdsarter, varav 10 är rödlistade, 10 är fridlysta, 18 är typiska (T) och 7 är signalarter (S): knärot (VU, T, §8), spadskinn (VU), doftskinn (NT, T), dofttaggsvamp (NT, T), dropptaggsvamp (NT, T), motaggsvamp (NT, T), nordtagging (NT), orange taggsvamp (NT, T), talltita (NT, §4), tretåig hackspett (NT, T, §4), bronshjon (S, T), gullgröppa (S), mindre märgborre (S, T), nästlav (S, T), rödgul trumpetsvamp (S), svavelriska (S), vedticka (S, T), gråspett (T, §4), kransmossa (T), linnea (T), spillkråka (T, §4), sälg (T), tjäder (T, §4), tofsmes (T, §4), kungsfågel (§4), vanlig groda (§6) och revlummer (§9). Se Figur 1.</w:t>
       </w:r>
     </w:p>
     <w:p>
@@ -520,35 +520,6 @@
         <w:rPr>
           <w:b/>
         </w:rPr>
-        <w:t xml:space="preserve">Kärrviol </w:t>
-      </w:r>
-      <w:r>
-        <w:t xml:space="preserve">är typisk art för </w:t>
-      </w:r>
-      <w:r>
-        <w:rPr>
-          <w:i/>
-        </w:rPr>
-        <w:t xml:space="preserve">9740 Skogsbevuxen myr </w:t>
-      </w:r>
-      <w:r>
-        <w:t>och</w:t>
-      </w:r>
-      <w:r>
-        <w:rPr>
-          <w:i/>
-        </w:rPr>
-        <w:t xml:space="preserve"> 6450 Svämängar </w:t>
-      </w:r>
-      <w:r>
-        <w:t>(SLU Artdatabanken, 2025).</w:t>
-      </w:r>
-    </w:p>
-    <w:p>
-      <w:r>
-        <w:rPr>
-          <w:b/>
-        </w:rPr>
         <w:t xml:space="preserve">Linnea </w:t>
       </w:r>
       <w:r>
@@ -699,7 +670,7 @@
     </w:p>
     <w:p>
       <w:r>
-        <w:t>Följande typiska arter har sina livsmiljöer och växtplatser i den samrådsanmälda skogen: knärot (VU, T, §8), doftskinn (NT, T), dofttaggsvamp (NT, T), dropptaggsvamp (NT, T), motaggsvamp (NT, T), orange taggsvamp (NT, T), tretåig hackspett (NT, T, §4), bronshjon (S, T), mindre märgborre (S, T), nästlav (S, T), vedticka (S, T), gråspett (T, §4), kransmossa (T), kärrviol (T), linnea (T), spillkråka (T, §4), sälg (T), tjäder (T, §4) och tofsmes (T, §4).</w:t>
+        <w:t>Följande typiska arter har sina livsmiljöer och växtplatser i den samrådsanmälda skogen: knärot (VU, T, §8), doftskinn (NT, T), dofttaggsvamp (NT, T), dropptaggsvamp (NT, T), motaggsvamp (NT, T), orange taggsvamp (NT, T), tretåig hackspett (NT, T, §4), bronshjon (S, T), mindre märgborre (S, T), nästlav (S, T), vedticka (S, T), gråspett (T, §4), kransmossa (T), linnea (T), spillkråka (T, §4), sälg (T), tjäder (T, §4) och tofsmes (T, §4).</w:t>
       </w:r>
     </w:p>
     <w:p>
@@ -2037,7 +2008,7 @@
     <w:r>
       <w:tab/>
       <w:tab/>
-      <w:t>2026-10-10</w:t>
+      <w:t>2026-10-11</w:t>
       <w:br/>
       <w:br/>
     </w:r>

--- a/tillsyn/S 1500-2025 tillsynsbegäran.docx
+++ b/tillsyn/S 1500-2025 tillsynsbegäran.docx
@@ -22,7 +22,7 @@
       <w:r>
         <w:drawing>
           <wp:inline xmlns:a="http://schemas.openxmlformats.org/drawingml/2006/main" xmlns:pic="http://schemas.openxmlformats.org/drawingml/2006/picture">
-            <wp:extent cx="5142587" cy="5724000"/>
+            <wp:extent cx="5052120" cy="5724000"/>
             <wp:docPr id="1" name="Picture 1"/>
             <wp:cNvGraphicFramePr>
               <a:graphicFrameLocks noChangeAspect="1"/>
@@ -43,7 +43,7 @@
                   <pic:spPr>
                     <a:xfrm>
                       <a:off x="0" y="0"/>
-                      <a:ext cx="5142587" cy="5724000"/>
+                      <a:ext cx="5052120" cy="5724000"/>
                     </a:xfrm>
                     <a:prstGeom prst="rect"/>
                   </pic:spPr>
@@ -65,7 +65,7 @@
     </w:p>
     <w:p>
       <w:r>
-        <w:t>I och inom 24 meter från samrådsanmälan finns fynd av 27 naturvårdsarter, varav 10 är rödlistade, 10 är fridlysta, 18 är typiska (T) och 7 är signalarter (S): knärot (VU, T, §8), spadskinn (VU), doftskinn (NT, T), dofttaggsvamp (NT, T), dropptaggsvamp (NT, T), motaggsvamp (NT, T), nordtagging (NT), orange taggsvamp (NT, T), talltita (NT, §4), tretåig hackspett (NT, T, §4), bronshjon (S, T), gullgröppa (S), mindre märgborre (S, T), nästlav (S, T), rödgul trumpetsvamp (S), svavelriska (S), vedticka (S, T), gråspett (T, §4), kransmossa (T), linnea (T), spillkråka (T, §4), sälg (T), tjäder (T, §4), tofsmes (T, §4), kungsfågel (§4), vanlig groda (§6) och revlummer (§9). Se Figur 1.</w:t>
+        <w:t>I och inom 24 meter från samrådsanmälan finns fynd av 29 naturvårdsarter, varav 10 är rödlistade, 11 är fridlysta, 19 är typiska (T) och 7 är signalarter (S): knärot (VU, T, §8), spadskinn (VU), doftskinn (NT, T), dofttaggsvamp (NT, T), dropptaggsvamp (NT, T), motaggsvamp (NT, T), nordtagging (NT), orange taggsvamp (NT, T), talltita (NT, §4), tretåig hackspett (NT, T, §4), bronshjon (S, T), gullgröppa (S), mindre märgborre (S, T), nästlav (S, T), rödgul trumpetsvamp (S), svavelriska (S), vedticka (S, T), gråspett (T, §4), kransmossa (T), kärrviol (T), linnea (T), spillkråka (T, §4), sälg (T), tjäder (T, §4), tofsmes (T, §4), kungsfågel (§4), vanlig groda (§6), fläcknycklar (§8) och revlummer (§9). Se Figur 1.</w:t>
       </w:r>
     </w:p>
     <w:p>
@@ -520,6 +520,35 @@
         <w:rPr>
           <w:b/>
         </w:rPr>
+        <w:t xml:space="preserve">Kärrviol </w:t>
+      </w:r>
+      <w:r>
+        <w:t xml:space="preserve">är typisk art för </w:t>
+      </w:r>
+      <w:r>
+        <w:rPr>
+          <w:i/>
+        </w:rPr>
+        <w:t xml:space="preserve">9740 Skogsbevuxen myr </w:t>
+      </w:r>
+      <w:r>
+        <w:t>och</w:t>
+      </w:r>
+      <w:r>
+        <w:rPr>
+          <w:i/>
+        </w:rPr>
+        <w:t xml:space="preserve"> 6450 Svämängar </w:t>
+      </w:r>
+      <w:r>
+        <w:t>(SLU Artdatabanken, 2025).</w:t>
+      </w:r>
+    </w:p>
+    <w:p>
+      <w:r>
+        <w:rPr>
+          <w:b/>
+        </w:rPr>
         <w:t xml:space="preserve">Linnea </w:t>
       </w:r>
       <w:r>
@@ -670,7 +699,7 @@
     </w:p>
     <w:p>
       <w:r>
-        <w:t>Följande typiska arter har sina livsmiljöer och växtplatser i den samrådsanmälda skogen: knärot (VU, T, §8), doftskinn (NT, T), dofttaggsvamp (NT, T), dropptaggsvamp (NT, T), motaggsvamp (NT, T), orange taggsvamp (NT, T), tretåig hackspett (NT, T, §4), bronshjon (S, T), mindre märgborre (S, T), nästlav (S, T), vedticka (S, T), gråspett (T, §4), kransmossa (T), linnea (T), spillkråka (T, §4), sälg (T), tjäder (T, §4) och tofsmes (T, §4).</w:t>
+        <w:t>Följande typiska arter har sina livsmiljöer och växtplatser i den samrådsanmälda skogen: knärot (VU, T, §8), doftskinn (NT, T), dofttaggsvamp (NT, T), dropptaggsvamp (NT, T), motaggsvamp (NT, T), orange taggsvamp (NT, T), tretåig hackspett (NT, T, §4), bronshjon (S, T), mindre märgborre (S, T), nästlav (S, T), vedticka (S, T), gråspett (T, §4), kransmossa (T), kärrviol (T), linnea (T), spillkråka (T, §4), sälg (T), tjäder (T, §4) och tofsmes (T, §4).</w:t>
       </w:r>
     </w:p>
     <w:p>
@@ -2008,7 +2037,7 @@
     <w:r>
       <w:tab/>
       <w:tab/>
-      <w:t>2026-10-11</w:t>
+      <w:t>2026-10-12</w:t>
       <w:br/>
       <w:br/>
     </w:r>

--- a/tillsyn/S 1500-2025 tillsynsbegäran.docx
+++ b/tillsyn/S 1500-2025 tillsynsbegäran.docx
@@ -22,7 +22,7 @@
       <w:r>
         <w:drawing>
           <wp:inline xmlns:a="http://schemas.openxmlformats.org/drawingml/2006/main" xmlns:pic="http://schemas.openxmlformats.org/drawingml/2006/picture">
-            <wp:extent cx="5052120" cy="5724000"/>
+            <wp:extent cx="5142587" cy="5724000"/>
             <wp:docPr id="1" name="Picture 1"/>
             <wp:cNvGraphicFramePr>
               <a:graphicFrameLocks noChangeAspect="1"/>
@@ -43,7 +43,7 @@
                   <pic:spPr>
                     <a:xfrm>
                       <a:off x="0" y="0"/>
-                      <a:ext cx="5052120" cy="5724000"/>
+                      <a:ext cx="5142587" cy="5724000"/>
                     </a:xfrm>
                     <a:prstGeom prst="rect"/>
                   </pic:spPr>
@@ -65,7 +65,7 @@
     </w:p>
     <w:p>
       <w:r>
-        <w:t>I och inom 24 meter från samrådsanmälan finns fynd av 29 naturvårdsarter, varav 10 är rödlistade, 11 är fridlysta, 19 är typiska (T) och 7 är signalarter (S): knärot (VU, T, §8), spadskinn (VU), doftskinn (NT, T), dofttaggsvamp (NT, T), dropptaggsvamp (NT, T), motaggsvamp (NT, T), nordtagging (NT), orange taggsvamp (NT, T), talltita (NT, §4), tretåig hackspett (NT, T, §4), bronshjon (S, T), gullgröppa (S), mindre märgborre (S, T), nästlav (S, T), rödgul trumpetsvamp (S), svavelriska (S), vedticka (S, T), gråspett (T, §4), kransmossa (T), kärrviol (T), linnea (T), spillkråka (T, §4), sälg (T), tjäder (T, §4), tofsmes (T, §4), kungsfågel (§4), vanlig groda (§6), fläcknycklar (§8) och revlummer (§9). Se Figur 1.</w:t>
+        <w:t>I och inom 24 meter från samrådsanmälan finns fynd av 27 naturvårdsarter, varav 10 är rödlistade, 10 är fridlysta, 18 är typiska (T) och 7 är signalarter (S): knärot (VU, T, §8), spadskinn (VU), doftskinn (NT, T), dofttaggsvamp (NT, T), dropptaggsvamp (NT, T), motaggsvamp (NT, T), nordtagging (NT), orange taggsvamp (NT, T), talltita (NT, §4), tretåig hackspett (NT, T, §4), bronshjon (S, T), gullgröppa (S), mindre märgborre (S, T), nästlav (S, T), rödgul trumpetsvamp (S), svavelriska (S), vedticka (S, T), gråspett (T, §4), kransmossa (T), linnea (T), spillkråka (T, §4), sälg (T), tjäder (T, §4), tofsmes (T, §4), kungsfågel (§4), vanlig groda (§6) och revlummer (§9). Se Figur 1.</w:t>
       </w:r>
     </w:p>
     <w:p>
@@ -520,35 +520,6 @@
         <w:rPr>
           <w:b/>
         </w:rPr>
-        <w:t xml:space="preserve">Kärrviol </w:t>
-      </w:r>
-      <w:r>
-        <w:t xml:space="preserve">är typisk art för </w:t>
-      </w:r>
-      <w:r>
-        <w:rPr>
-          <w:i/>
-        </w:rPr>
-        <w:t xml:space="preserve">9740 Skogsbevuxen myr </w:t>
-      </w:r>
-      <w:r>
-        <w:t>och</w:t>
-      </w:r>
-      <w:r>
-        <w:rPr>
-          <w:i/>
-        </w:rPr>
-        <w:t xml:space="preserve"> 6450 Svämängar </w:t>
-      </w:r>
-      <w:r>
-        <w:t>(SLU Artdatabanken, 2025).</w:t>
-      </w:r>
-    </w:p>
-    <w:p>
-      <w:r>
-        <w:rPr>
-          <w:b/>
-        </w:rPr>
         <w:t xml:space="preserve">Linnea </w:t>
       </w:r>
       <w:r>
@@ -699,7 +670,7 @@
     </w:p>
     <w:p>
       <w:r>
-        <w:t>Följande typiska arter har sina livsmiljöer och växtplatser i den samrådsanmälda skogen: knärot (VU, T, §8), doftskinn (NT, T), dofttaggsvamp (NT, T), dropptaggsvamp (NT, T), motaggsvamp (NT, T), orange taggsvamp (NT, T), tretåig hackspett (NT, T, §4), bronshjon (S, T), mindre märgborre (S, T), nästlav (S, T), vedticka (S, T), gråspett (T, §4), kransmossa (T), kärrviol (T), linnea (T), spillkråka (T, §4), sälg (T), tjäder (T, §4) och tofsmes (T, §4).</w:t>
+        <w:t>Följande typiska arter har sina livsmiljöer och växtplatser i den samrådsanmälda skogen: knärot (VU, T, §8), doftskinn (NT, T), dofttaggsvamp (NT, T), dropptaggsvamp (NT, T), motaggsvamp (NT, T), orange taggsvamp (NT, T), tretåig hackspett (NT, T, §4), bronshjon (S, T), mindre märgborre (S, T), nästlav (S, T), vedticka (S, T), gråspett (T, §4), kransmossa (T), linnea (T), spillkråka (T, §4), sälg (T), tjäder (T, §4) och tofsmes (T, §4).</w:t>
       </w:r>
     </w:p>
     <w:p>
@@ -2037,7 +2008,7 @@
     <w:r>
       <w:tab/>
       <w:tab/>
-      <w:t>2026-10-12</w:t>
+      <w:t>2026-10-13</w:t>
       <w:br/>
       <w:br/>
     </w:r>

--- a/tillsyn/S 1500-2025 tillsynsbegäran.docx
+++ b/tillsyn/S 1500-2025 tillsynsbegäran.docx
@@ -22,7 +22,7 @@
       <w:r>
         <w:drawing>
           <wp:inline xmlns:a="http://schemas.openxmlformats.org/drawingml/2006/main" xmlns:pic="http://schemas.openxmlformats.org/drawingml/2006/picture">
-            <wp:extent cx="5142587" cy="5724000"/>
+            <wp:extent cx="5052120" cy="5724000"/>
             <wp:docPr id="1" name="Picture 1"/>
             <wp:cNvGraphicFramePr>
               <a:graphicFrameLocks noChangeAspect="1"/>
@@ -43,7 +43,7 @@
                   <pic:spPr>
                     <a:xfrm>
                       <a:off x="0" y="0"/>
-                      <a:ext cx="5142587" cy="5724000"/>
+                      <a:ext cx="5052120" cy="5724000"/>
                     </a:xfrm>
                     <a:prstGeom prst="rect"/>
                   </pic:spPr>
@@ -65,7 +65,7 @@
     </w:p>
     <w:p>
       <w:r>
-        <w:t>I och inom 24 meter från samrådsanmälan finns fynd av 27 naturvårdsarter, varav 10 är rödlistade, 10 är fridlysta, 18 är typiska (T) och 7 är signalarter (S): knärot (VU, T, §8), spadskinn (VU), doftskinn (NT, T), dofttaggsvamp (NT, T), dropptaggsvamp (NT, T), motaggsvamp (NT, T), nordtagging (NT), orange taggsvamp (NT, T), talltita (NT, §4), tretåig hackspett (NT, T, §4), bronshjon (S, T), gullgröppa (S), mindre märgborre (S, T), nästlav (S, T), rödgul trumpetsvamp (S), svavelriska (S), vedticka (S, T), gråspett (T, §4), kransmossa (T), linnea (T), spillkråka (T, §4), sälg (T), tjäder (T, §4), tofsmes (T, §4), kungsfågel (§4), vanlig groda (§6) och revlummer (§9). Se Figur 1.</w:t>
+        <w:t>I och inom 24 meter från samrådsanmälan finns fynd av 29 naturvårdsarter, varav 10 är rödlistade, 11 är fridlysta, 19 är typiska (T) och 7 är signalarter (S): knärot (VU, T, §8), spadskinn (VU), doftskinn (NT, T), dofttaggsvamp (NT, T), dropptaggsvamp (NT, T), motaggsvamp (NT, T), nordtagging (NT), orange taggsvamp (NT, T), talltita (NT, §4), tretåig hackspett (NT, T, §4), bronshjon (S, T), gullgröppa (S), mindre märgborre (S, T), nästlav (S, T), rödgul trumpetsvamp (S), svavelriska (S), vedticka (S, T), gråspett (T, §4), kransmossa (T), kärrviol (T), linnea (T), spillkråka (T, §4), sälg (T), tjäder (T, §4), tofsmes (T, §4), kungsfågel (§4), vanlig groda (§6), fläcknycklar (§8) och revlummer (§9). Se Figur 1.</w:t>
       </w:r>
     </w:p>
     <w:p>
@@ -520,6 +520,35 @@
         <w:rPr>
           <w:b/>
         </w:rPr>
+        <w:t xml:space="preserve">Kärrviol </w:t>
+      </w:r>
+      <w:r>
+        <w:t xml:space="preserve">är typisk art för </w:t>
+      </w:r>
+      <w:r>
+        <w:rPr>
+          <w:i/>
+        </w:rPr>
+        <w:t xml:space="preserve">9740 Skogsbevuxen myr </w:t>
+      </w:r>
+      <w:r>
+        <w:t>och</w:t>
+      </w:r>
+      <w:r>
+        <w:rPr>
+          <w:i/>
+        </w:rPr>
+        <w:t xml:space="preserve"> 6450 Svämängar </w:t>
+      </w:r>
+      <w:r>
+        <w:t>(SLU Artdatabanken, 2025).</w:t>
+      </w:r>
+    </w:p>
+    <w:p>
+      <w:r>
+        <w:rPr>
+          <w:b/>
+        </w:rPr>
         <w:t xml:space="preserve">Linnea </w:t>
       </w:r>
       <w:r>
@@ -670,7 +699,7 @@
     </w:p>
     <w:p>
       <w:r>
-        <w:t>Följande typiska arter har sina livsmiljöer och växtplatser i den samrådsanmälda skogen: knärot (VU, T, §8), doftskinn (NT, T), dofttaggsvamp (NT, T), dropptaggsvamp (NT, T), motaggsvamp (NT, T), orange taggsvamp (NT, T), tretåig hackspett (NT, T, §4), bronshjon (S, T), mindre märgborre (S, T), nästlav (S, T), vedticka (S, T), gråspett (T, §4), kransmossa (T), linnea (T), spillkråka (T, §4), sälg (T), tjäder (T, §4) och tofsmes (T, §4).</w:t>
+        <w:t>Följande typiska arter har sina livsmiljöer och växtplatser i den samrådsanmälda skogen: knärot (VU, T, §8), doftskinn (NT, T), dofttaggsvamp (NT, T), dropptaggsvamp (NT, T), motaggsvamp (NT, T), orange taggsvamp (NT, T), tretåig hackspett (NT, T, §4), bronshjon (S, T), mindre märgborre (S, T), nästlav (S, T), vedticka (S, T), gråspett (T, §4), kransmossa (T), kärrviol (T), linnea (T), spillkråka (T, §4), sälg (T), tjäder (T, §4) och tofsmes (T, §4).</w:t>
       </w:r>
     </w:p>
     <w:p>
@@ -2008,7 +2037,7 @@
     <w:r>
       <w:tab/>
       <w:tab/>
-      <w:t>2026-10-13</w:t>
+      <w:t>2026-10-14</w:t>
       <w:br/>
       <w:br/>
     </w:r>

--- a/tillsyn/S 1500-2025 tillsynsbegäran.docx
+++ b/tillsyn/S 1500-2025 tillsynsbegäran.docx
@@ -2037,7 +2037,7 @@
     <w:r>
       <w:tab/>
       <w:tab/>
-      <w:t>2026-10-14</w:t>
+      <w:t>2026-10-15</w:t>
       <w:br/>
       <w:br/>
     </w:r>

--- a/tillsyn/S 1500-2025 tillsynsbegäran.docx
+++ b/tillsyn/S 1500-2025 tillsynsbegäran.docx
@@ -2037,7 +2037,7 @@
     <w:r>
       <w:tab/>
       <w:tab/>
-      <w:t>2026-10-15</w:t>
+      <w:t>2026-10-16</w:t>
       <w:br/>
       <w:br/>
     </w:r>

--- a/tillsyn/S 1500-2025 tillsynsbegäran.docx
+++ b/tillsyn/S 1500-2025 tillsynsbegäran.docx
@@ -2037,7 +2037,7 @@
     <w:r>
       <w:tab/>
       <w:tab/>
-      <w:t>2026-10-16</w:t>
+      <w:t>2026-10-17</w:t>
       <w:br/>
       <w:br/>
     </w:r>

--- a/tillsyn/S 1500-2025 tillsynsbegäran.docx
+++ b/tillsyn/S 1500-2025 tillsynsbegäran.docx
@@ -2037,7 +2037,7 @@
     <w:r>
       <w:tab/>
       <w:tab/>
-      <w:t>2026-10-17</w:t>
+      <w:t>2026-10-18</w:t>
       <w:br/>
       <w:br/>
     </w:r>

--- a/tillsyn/S 1500-2025 tillsynsbegäran.docx
+++ b/tillsyn/S 1500-2025 tillsynsbegäran.docx
@@ -2037,7 +2037,7 @@
     <w:r>
       <w:tab/>
       <w:tab/>
-      <w:t>2026-10-18</w:t>
+      <w:t>2026-10-19</w:t>
       <w:br/>
       <w:br/>
     </w:r>

--- a/tillsyn/S 1500-2025 tillsynsbegäran.docx
+++ b/tillsyn/S 1500-2025 tillsynsbegäran.docx
@@ -2037,7 +2037,7 @@
     <w:r>
       <w:tab/>
       <w:tab/>
-      <w:t>2026-10-19</w:t>
+      <w:t>2026-10-20</w:t>
       <w:br/>
       <w:br/>
     </w:r>

--- a/tillsyn/S 1500-2025 tillsynsbegäran.docx
+++ b/tillsyn/S 1500-2025 tillsynsbegäran.docx
@@ -2037,7 +2037,7 @@
     <w:r>
       <w:tab/>
       <w:tab/>
-      <w:t>2026-10-20</w:t>
+      <w:t>2026-10-21</w:t>
       <w:br/>
       <w:br/>
     </w:r>

--- a/tillsyn/S 1500-2025 tillsynsbegäran.docx
+++ b/tillsyn/S 1500-2025 tillsynsbegäran.docx
@@ -2037,7 +2037,7 @@
     <w:r>
       <w:tab/>
       <w:tab/>
-      <w:t>2026-10-21</w:t>
+      <w:t>2026-10-22</w:t>
       <w:br/>
       <w:br/>
     </w:r>

--- a/tillsyn/S 1500-2025 tillsynsbegäran.docx
+++ b/tillsyn/S 1500-2025 tillsynsbegäran.docx
@@ -2037,7 +2037,7 @@
     <w:r>
       <w:tab/>
       <w:tab/>
-      <w:t>2026-10-22</w:t>
+      <w:t>2026-10-23</w:t>
       <w:br/>
       <w:br/>
     </w:r>

--- a/tillsyn/S 1500-2025 tillsynsbegäran.docx
+++ b/tillsyn/S 1500-2025 tillsynsbegäran.docx
@@ -2037,7 +2037,7 @@
     <w:r>
       <w:tab/>
       <w:tab/>
-      <w:t>2026-10-23</w:t>
+      <w:t>2026-10-24</w:t>
       <w:br/>
       <w:br/>
     </w:r>

--- a/tillsyn/S 1500-2025 tillsynsbegäran.docx
+++ b/tillsyn/S 1500-2025 tillsynsbegäran.docx
@@ -2037,7 +2037,7 @@
     <w:r>
       <w:tab/>
       <w:tab/>
-      <w:t>2026-10-24</w:t>
+      <w:t>2026-10-25</w:t>
       <w:br/>
       <w:br/>
     </w:r>

--- a/tillsyn/S 1500-2025 tillsynsbegäran.docx
+++ b/tillsyn/S 1500-2025 tillsynsbegäran.docx
@@ -2037,7 +2037,7 @@
     <w:r>
       <w:tab/>
       <w:tab/>
-      <w:t>2026-10-25</w:t>
+      <w:t>2026-10-26</w:t>
       <w:br/>
       <w:br/>
     </w:r>

--- a/tillsyn/S 1500-2025 tillsynsbegäran.docx
+++ b/tillsyn/S 1500-2025 tillsynsbegäran.docx
@@ -2037,7 +2037,7 @@
     <w:r>
       <w:tab/>
       <w:tab/>
-      <w:t>2026-10-26</w:t>
+      <w:t>2026-10-27</w:t>
       <w:br/>
       <w:br/>
     </w:r>

--- a/tillsyn/S 1500-2025 tillsynsbegäran.docx
+++ b/tillsyn/S 1500-2025 tillsynsbegäran.docx
@@ -2037,7 +2037,7 @@
     <w:r>
       <w:tab/>
       <w:tab/>
-      <w:t>2026-10-27</w:t>
+      <w:t>2026-10-28</w:t>
       <w:br/>
       <w:br/>
     </w:r>

--- a/tillsyn/S 1500-2025 tillsynsbegäran.docx
+++ b/tillsyn/S 1500-2025 tillsynsbegäran.docx
@@ -2037,7 +2037,7 @@
     <w:r>
       <w:tab/>
       <w:tab/>
-      <w:t>2026-10-28</w:t>
+      <w:t>2026-10-29</w:t>
       <w:br/>
       <w:br/>
     </w:r>

--- a/tillsyn/S 1500-2025 tillsynsbegäran.docx
+++ b/tillsyn/S 1500-2025 tillsynsbegäran.docx
@@ -22,7 +22,7 @@
       <w:r>
         <w:drawing>
           <wp:inline xmlns:a="http://schemas.openxmlformats.org/drawingml/2006/main" xmlns:pic="http://schemas.openxmlformats.org/drawingml/2006/picture">
-            <wp:extent cx="5052120" cy="5724000"/>
+            <wp:extent cx="4957393" cy="5724000"/>
             <wp:docPr id="1" name="Picture 1"/>
             <wp:cNvGraphicFramePr>
               <a:graphicFrameLocks noChangeAspect="1"/>
@@ -43,7 +43,7 @@
                   <pic:spPr>
                     <a:xfrm>
                       <a:off x="0" y="0"/>
-                      <a:ext cx="5052120" cy="5724000"/>
+                      <a:ext cx="4957393" cy="5724000"/>
                     </a:xfrm>
                     <a:prstGeom prst="rect"/>
                   </pic:spPr>
@@ -65,7 +65,7 @@
     </w:p>
     <w:p>
       <w:r>
-        <w:t>I och inom 24 meter från samrådsanmälan finns fynd av 29 naturvårdsarter, varav 10 är rödlistade, 11 är fridlysta, 19 är typiska (T) och 7 är signalarter (S): knärot (VU, T, §8), spadskinn (VU), doftskinn (NT, T), dofttaggsvamp (NT, T), dropptaggsvamp (NT, T), motaggsvamp (NT, T), nordtagging (NT), orange taggsvamp (NT, T), talltita (NT, §4), tretåig hackspett (NT, T, §4), bronshjon (S, T), gullgröppa (S), mindre märgborre (S, T), nästlav (S, T), rödgul trumpetsvamp (S), svavelriska (S), vedticka (S, T), gråspett (T, §4), kransmossa (T), kärrviol (T), linnea (T), spillkråka (T, §4), sälg (T), tjäder (T, §4), tofsmes (T, §4), kungsfågel (§4), vanlig groda (§6), fläcknycklar (§8) och revlummer (§9). Se Figur 1.</w:t>
+        <w:t>I och inom 24 meter från samrådsanmälan finns fynd av 32 naturvårdsarter, varav 13 är rödlistade, 12 är fridlysta, 21 är typiska (T) och 7 är signalarter (S): knärot (VU, T, §8), spadskinn (VU), doftskinn (NT, T), dofttaggsvamp (NT, T), dropptaggsvamp (NT, T), duvhök (NT, §4), motaggsvamp (NT, T), nordtagging (NT), orange taggsvamp (NT, T), rynkskinn (NT, T), stjärntagging (NT, T), talltita (NT, §4), tretåig hackspett (NT, T, §4), bronshjon (S, T), gullgröppa (S), mindre märgborre (S, T), nästlav (S, T), rödgul trumpetsvamp (S), svavelriska (S), vedticka (S, T), gråspett (T, §4), kransmossa (T), kärrviol (T), linnea (T), spillkråka (T, §4), sälg (T), tjäder (T, §4), tofsmes (T, §4), kungsfågel (§4), vanlig groda (§6), fläcknycklar (§8) och revlummer (§9). Se Figur 1.</w:t>
       </w:r>
     </w:p>
     <w:p>
@@ -280,6 +280,17 @@
         <w:rPr>
           <w:b/>
         </w:rPr>
+        <w:t>Duvhök (NT, §4)</w:t>
+      </w:r>
+      <w:r>
+        <w:t>, som är rödlistad som nära hotad, har minskat med 15 (0–30) % under de senaste 18 åren och minskningstakten för den svenska populationen bedöms vara nära gränsvärdet för sårbar (VU). Arten är starkt bunden till skogsmark och jagar helst inne i äldre skog. Den missgynnas av stora hyggen och täta planteringar. De gamla fåglarna är i huvudsak stationära i sina revir och boet läggs inne i tät, oftast äldre skog. Kantzoner mot öppen mark undviks och duvhöken, som är beroende av insynsskyddade boplatser, är därför känsligare för slutavverkning än flera andra rovfåglar. Friställande av boträd eller avverkning så att boplatsen blir exponerad mot öppen mark, medför att platsen överges. Eftersom duvhöken helst häckar i gammal skog, är dess häckningsplatser i princip alltid mer eller mindre hotade av skogsbruk och avverkningar (SLU Artdatabanken, 2026; Skogsstyrelsen 2016).</w:t>
+      </w:r>
+    </w:p>
+    <w:p>
+      <w:r>
+        <w:rPr>
+          <w:b/>
+        </w:rPr>
         <w:t xml:space="preserve">Motaggsvamp (NT) </w:t>
       </w:r>
       <w:r>
@@ -331,6 +342,64 @@
         <w:rPr>
           <w:b/>
         </w:rPr>
+        <w:t>Rynkskinn (NT)</w:t>
+      </w:r>
+      <w:r>
+        <w:t xml:space="preserve"> är en vednedbrytare som växer på grova granlågor och ingår i en karaktäristisk association av vedsvampar knutna till urskogsartade barrskogar. Den har klassificerats som en “urskogsindikator” och är placerad i toppen av Skogsstyrelsens värdepyramid för bedömning av skog med höga naturvärden. Allt tyder på att rynkskinn är mycket känslig för skogliga ingrepp och lokalerna, som oftast har höga biologiska kvaliteter, bör lämnas till fri utveckling. Rynkskinn är typisk art för </w:t>
+      </w:r>
+      <w:r>
+        <w:rPr>
+          <w:i/>
+        </w:rPr>
+        <w:t xml:space="preserve">9010 Taiga, 9050 Näringsrik granskog </w:t>
+      </w:r>
+      <w:r>
+        <w:t>och</w:t>
+      </w:r>
+      <w:r>
+        <w:rPr>
+          <w:i/>
+        </w:rPr>
+        <w:t xml:space="preserve"> 9030 Landhöjningsskog</w:t>
+      </w:r>
+      <w:r>
+        <w:t xml:space="preserve"> (Nitare &amp; Skogsstyrelsen, 2019; SLU Artdatabanken, 2026).</w:t>
+      </w:r>
+    </w:p>
+    <w:p>
+      <w:r>
+        <w:rPr>
+          <w:b/>
+        </w:rPr>
+        <w:t>Stjärntagging (NT)</w:t>
+      </w:r>
+      <w:r>
+        <w:t xml:space="preserve"> signalerar inom hela sitt utbredningsområde höga naturvärden. Svampen är uttorkningskänslig och beroende av ett oförändrat fuktigt mikroklimat. Den är även beroende av en ständig tillgång på död ved i olika nedbrytningsstadier, dock ej nödvändigtvis grova träd. Tidigare påverkan på miljön måste dock ha varit så skonsam att det naturliga skogsekosystemet till stora delar har bevarats. Minskningstakten för den svenska populationen bedöms vara nära gränsvärdet för Sårbar (VU). Stjärntagging är typisk art för </w:t>
+      </w:r>
+      <w:r>
+        <w:rPr>
+          <w:i/>
+        </w:rPr>
+        <w:t xml:space="preserve">9010 Taiga, 9050 Näringsrik granskog </w:t>
+      </w:r>
+      <w:r>
+        <w:t xml:space="preserve">och </w:t>
+      </w:r>
+      <w:r>
+        <w:rPr>
+          <w:i/>
+        </w:rPr>
+        <w:t>9030 Landhöjningsskog</w:t>
+      </w:r>
+      <w:r>
+        <w:t xml:space="preserve"> (SLU Artdatabanken, 2024; Nitare &amp; Skogsstyrelsen, 2019).</w:t>
+      </w:r>
+    </w:p>
+    <w:p>
+      <w:r>
+        <w:rPr>
+          <w:b/>
+        </w:rPr>
         <w:t>Talltita (NT, §4)</w:t>
       </w:r>
       <w:r>
@@ -699,7 +768,7 @@
     </w:p>
     <w:p>
       <w:r>
-        <w:t>Följande typiska arter har sina livsmiljöer och växtplatser i den samrådsanmälda skogen: knärot (VU, T, §8), doftskinn (NT, T), dofttaggsvamp (NT, T), dropptaggsvamp (NT, T), motaggsvamp (NT, T), orange taggsvamp (NT, T), tretåig hackspett (NT, T, §4), bronshjon (S, T), mindre märgborre (S, T), nästlav (S, T), vedticka (S, T), gråspett (T, §4), kransmossa (T), kärrviol (T), linnea (T), spillkråka (T, §4), sälg (T), tjäder (T, §4) och tofsmes (T, §4).</w:t>
+        <w:t>Följande typiska arter har sina livsmiljöer och växtplatser i den samrådsanmälda skogen: knärot (VU, T, §8), doftskinn (NT, T), dofttaggsvamp (NT, T), dropptaggsvamp (NT, T), motaggsvamp (NT, T), orange taggsvamp (NT, T), rynkskinn (NT, T), stjärntagging (NT, T), tretåig hackspett (NT, T, §4), bronshjon (S, T), mindre märgborre (S, T), nästlav (S, T), vedticka (S, T), gråspett (T, §4), kransmossa (T), kärrviol (T), linnea (T), spillkråka (T, §4), sälg (T), tjäder (T, §4) och tofsmes (T, §4).</w:t>
       </w:r>
     </w:p>
     <w:p>
@@ -1003,6 +1072,70 @@
       </w:r>
       <w:r>
         <w:t>SLU Artdatabanken, Uppsala.</w:t>
+      </w:r>
+    </w:p>
+    <w:p>
+      <w:pPr>
+        <w:pStyle w:val="Heading1"/>
+      </w:pPr>
+      <w:r>
+        <w:t>Duvhök – ekologi samt krav på livsmiljön</w:t>
+      </w:r>
+    </w:p>
+    <w:p>
+      <w:r>
+        <w:t>Duvhök (NT, §4) är rödlistad som nära hotad och fridlyst enligt 4§ artskyddsförordningen. Arten har minskat med 15 (0–30) % under de senaste 18 åren och minskningstakten för den svenska populationen bedöms vara nära gränsvärdet för sårbar (VU). Bedömningen baseras på direkt observation, ett för arten lämpligt abundansindex och minskad geografisk utbredning och/eller försämrad habitatkvalitet (allt yngre och tätare skogar vilket försvårar för boplacering samt missgynnar jaktmöjligheterna) (SLU Artdatabanken, 2026).</w:t>
+      </w:r>
+    </w:p>
+    <w:p>
+      <w:r>
+        <w:t>Duvhöken är starkt bunden till skogsmark, såväl för häckning som födosök. Den påträffas oftast i större skogsområden med äldre skog, men kan ibland även häcka i dungar i områden dominerade av öppen mark. De gamla fåglarna är i huvudsak stationära i sina revir. Duvhöken jagar helst inne i äldre skog och missgynnas av stora hyggen och täta planteringar (Skogsstyrelsen, 2016).</w:t>
+      </w:r>
+    </w:p>
+    <w:p>
+      <w:r>
+        <w:t>Boet läggs inne i tät, oftast äldre skog. Kantzoner mot öppen mark undviks och duvhöken är därför känsligare för slutavverkning än flera andra rovfåglar. Boträdet måste vara grovgrenigt och är oftast en äldre gran eller tall, i sydligaste Sverige är bok vanligt. Duvhöken är beroende av insynsskyddade boplatser. Friställande av boträd eller avverkning så att boplatsen är exponerad mot öppen mark, medför att platsen överges. Samma bo kan användas flera år i rad, men likt andra rovfåglar har den normalt ett eller flera alternativa bon (Skogsstyrelsen, 2016). Eftersom duvhöken helst häckar i gammal skog, är dess häckningsplatser i princip alltid mer eller mindre hotade av skogsbruk och avverkningar (SLU Artdatabanken, 2026).</w:t>
+      </w:r>
+    </w:p>
+    <w:p>
+      <w:r>
+        <w:t>Den viktigaste begränsande faktorn för duvhökspopulationen i stort är födan och ett allvarligare problem är därför den av skogsbruket orsakade storskaliga omvandlingen och utarmningen av skogslandskapet, som kan påverka såväl duvhökens möjlighet att jaga som förekomsten av viktiga byten. Duvhökens jaktteknik gör den beroende av landskapets utformning och sammansättning och dess preferens för gammal skog tyder på att den är anpassad till att jaga i skog som är “lagom” tät. I öppnare biotoper, till exempel hyggen, kommer dess jaktteknik inte till sin rätt och i tätare biotoper, t.ex. ungskogar, har den relativt stora duvhöken svårt att manövrera (SLU Artdatabanken, 2026).</w:t>
+      </w:r>
+    </w:p>
+    <w:p>
+      <w:pPr>
+        <w:pStyle w:val="Heading2"/>
+      </w:pPr>
+      <w:r>
+        <w:t>Referenser – duvhök</w:t>
+      </w:r>
+    </w:p>
+    <w:p>
+      <w:r>
+        <w:t xml:space="preserve">Skogsstyrelsen, 2016. </w:t>
+      </w:r>
+      <w:r>
+        <w:rPr>
+          <w:i/>
+        </w:rPr>
+        <w:t xml:space="preserve">Duvhök – Vägledning för hänsyn till fåglar. </w:t>
+      </w:r>
+      <w:r>
+        <w:t>https://www.skogsstyrelsen.se/globalassets/lag-och-tillsyn/artskydd/vagledningar-for-hansyn-till-faglar/duvhok-vagledning-hansyn2.pdf</w:t>
+      </w:r>
+    </w:p>
+    <w:p>
+      <w:r>
+        <w:t xml:space="preserve">SLU Artdatabanken, 2026. </w:t>
+      </w:r>
+      <w:r>
+        <w:rPr>
+          <w:i/>
+        </w:rPr>
+        <w:t xml:space="preserve">Artfaktablad. Naturvård – artfakta. </w:t>
+      </w:r>
+      <w:r>
+        <w:t>SLU Artdatabanken, Uppsala</w:t>
       </w:r>
     </w:p>
     <w:p>
@@ -2037,7 +2170,7 @@
     <w:r>
       <w:tab/>
       <w:tab/>
-      <w:t>2026-10-29</w:t>
+      <w:t>2026-10-31</w:t>
       <w:br/>
       <w:br/>
     </w:r>
